--- a/Supplementary_S3_TRIPOD_Checklist.docx
+++ b/Supplementary_S3_TRIPOD_Checklist.docx
@@ -3,3514 +3,186 @@
 <w:document xmlns:wpc="http://schemas.microsoft.com/office/word/2010/wordprocessingCanvas" xmlns:mo="http://schemas.microsoft.com/office/mac/office/2008/main" xmlns:mc="http://schemas.openxmlformats.org/markup-compatibility/2006" xmlns:mv="urn:schemas-microsoft-com:mac:vml" xmlns:o="urn:schemas-microsoft-com:office:office" xmlns:r="http://schemas.openxmlformats.org/officeDocument/2006/relationships" xmlns:m="http://schemas.openxmlformats.org/officeDocument/2006/math" xmlns:v="urn:schemas-microsoft-com:vml" xmlns:wp14="http://schemas.microsoft.com/office/word/2010/wordprocessingDrawing" xmlns:wp="http://schemas.openxmlformats.org/drawingml/2006/wordprocessingDrawing" xmlns:w10="urn:schemas-microsoft-com:office:word" xmlns:w="http://schemas.openxmlformats.org/wordprocessingml/2006/main" xmlns:w14="http://schemas.microsoft.com/office/word/2010/wordml" xmlns:wpg="http://schemas.microsoft.com/office/word/2010/wordprocessingGroup" xmlns:wpi="http://schemas.microsoft.com/office/word/2010/wordprocessingInk" xmlns:wne="http://schemas.microsoft.com/office/word/2006/wordml" xmlns:wps="http://schemas.microsoft.com/office/word/2010/wordprocessingShape" mc:Ignorable="w14 wp14">
   <w:body>
     <w:p>
-      <w:pPr>
-        <w:pStyle w:val="Heading1"/>
-        <w:spacing w:before="280" w:after="120"/>
-      </w:pPr>
       <w:r>
-        <w:rPr>
-          <w:color w:val="0F172A"/>
-        </w:rPr>
-        <w:t>Supplementary Material S3</w:t>
+        <w:t>﻿# Supplementary Material S3</w:t>
       </w:r>
     </w:p>
     <w:p>
       <w:pPr>
         <w:pStyle w:val="Heading2"/>
-        <w:spacing w:before="240" w:after="80"/>
       </w:pPr>
       <w:r>
-        <w:rPr>
-          <w:color w:val="1E3A8A"/>
-        </w:rPr>
         <w:t>TRIPOD Checklist — Transparent Reporting of a Multivariable Prediction Model</w:t>
       </w:r>
     </w:p>
     <w:p>
       <w:pPr>
         <w:pStyle w:val="Heading3"/>
-        <w:spacing w:before="200" w:after="60"/>
       </w:pPr>
       <w:r>
-        <w:rPr>
-          <w:color w:val="047857"/>
-        </w:rPr>
         <w:t>for Individual Prognosis Or Diagnosis (TRIPOD) Statement</w:t>
       </w:r>
     </w:p>
     <w:p>
       <w:pPr>
         <w:pStyle w:val="Heading3"/>
-        <w:spacing w:before="200" w:after="60"/>
       </w:pPr>
       <w:r>
-        <w:rPr>
-          <w:color w:val="047857"/>
-        </w:rPr>
         <w:t>Collins et al. (2015) — 22-Item Checklist for Prediction Model Development Studies</w:t>
       </w:r>
     </w:p>
+    <w:p/>
     <w:p>
-      <w:pPr>
-        <w:spacing w:after="100" w:line="276" w:lineRule="auto"/>
-      </w:pPr>
       <w:r>
-        <w:rPr>
-          <w:b/>
-        </w:rPr>
-        <w:t>Paper Title:</w:t>
-      </w:r>
-      <w:r>
-        <w:t xml:space="preserve"> Explainable Machine Learning for Student Burnout Classification and Risk Stratification: A Mixed-Methods Study with Qualitative Triangulation</w:t>
+        <w:t>Paper Title: Explainable Machine Learning for Student Burnout Classification and Risk Stratification: A Mixed-Methods Study with Qualitative Triangulation</w:t>
       </w:r>
     </w:p>
+    <w:p/>
     <w:p>
-      <w:pPr>
-        <w:spacing w:after="100" w:line="276" w:lineRule="auto"/>
-      </w:pPr>
       <w:r>
-        <w:rPr>
-          <w:b/>
-        </w:rPr>
-        <w:t>Authors:</w:t>
-      </w:r>
-      <w:r>
-        <w:t xml:space="preserve"> Rifat Miah (rifatmiah1992003@gmail.com), Dr. A.S.M. Shihavuddin (shihav@eee.green.edu.bd)</w:t>
+        <w:t>Authors: Rifat Miah (242370038@student.presidency.edu.bd), Dr. A.S.M. Shihavuddin (shihav@eee.green.edu.bd)</w:t>
       </w:r>
     </w:p>
+    <w:p/>
     <w:p>
-      <w:pPr>
-        <w:spacing w:after="100" w:line="276" w:lineRule="auto"/>
-      </w:pPr>
       <w:r>
-        <w:rPr>
-          <w:b/>
-        </w:rPr>
-        <w:t>Corresponding Author:</w:t>
-      </w:r>
-      <w:r>
-        <w:t xml:space="preserve"> Rifat Miah (Email: rifatmiah1992003@gmail.com), Department of Computer Science and Engineering, Presidency University, Dhaka 1212, Bangladesh (Institutional Contact: info@pu.edu.bd)</w:t>
+        <w:t>Corresponding Author: Rifat Miah (Email: 242370038@student.presidency.edu.bd), Department of Computer Science and Engineering, Presidency University, Dhaka 1212, Bangladesh (Institutional Contact: info@pu.edu.bd)</w:t>
       </w:r>
     </w:p>
+    <w:p/>
     <w:p>
-      <w:pPr>
-        <w:spacing w:after="100" w:line="276" w:lineRule="auto"/>
-      </w:pPr>
       <w:r>
-        <w:rPr>
-          <w:b/>
-        </w:rPr>
-        <w:t>Model Type:</w:t>
-      </w:r>
-      <w:r>
-        <w:t xml:space="preserve"> Classification (Prediction Model Development — 10-Fold Stratified Cross-Validation)</w:t>
+        <w:t>Model Type: Classification (Prediction Model Development — 10-Fold Stratified Cross-Validation)</w:t>
       </w:r>
     </w:p>
+    <w:p/>
     <w:p>
-      <w:pPr>
-        <w:spacing w:after="100" w:line="276" w:lineRule="auto"/>
-      </w:pPr>
       <w:r>
-        <w:rPr>
-          <w:b/>
-        </w:rPr>
-        <w:t>Outcome:</w:t>
-      </w:r>
-      <w:r>
-        <w:t xml:space="preserve"> Binary classification of High Academic Burnout (burnout_score = 3) vs. Low/Medium Burnout (burnout_score = 1 or 2) in Bangladeshi university students.</w:t>
+        <w:t>Outcome: Binary classification of High Academic Burnout (burnout_score = 3) vs. Low/Medium Burnout (burnout_score = 1 or 2) in Bangladeshi university students.</w:t>
       </w:r>
     </w:p>
+    <w:p/>
     <w:p>
-      <w:pPr>
-        <w:pBdr>
-          <w:bottom w:val="single" w:sz="6" w:space="1" w:color="C0C0C0"/>
-        </w:pBdr>
-        <w:spacing w:after="80"/>
-      </w:pPr>
+      <w:r>
+        <w:t>____________________________________________________________</w:t>
+      </w:r>
     </w:p>
+    <w:p/>
     <w:p>
       <w:pPr>
         <w:pStyle w:val="Heading2"/>
-        <w:spacing w:before="240" w:after="80"/>
       </w:pPr>
       <w:r>
-        <w:rPr>
-          <w:color w:val="1E3A8A"/>
-        </w:rPr>
         <w:t>TRIPOD Checklist</w:t>
       </w:r>
     </w:p>
-    <w:tbl>
-      <w:tblPr>
-        <w:tblW w:type="auto" w:w="0"/>
-        <w:jc w:val="center"/>
-        <w:tblLook w:firstColumn="1" w:firstRow="1" w:lastColumn="0" w:lastRow="0" w:noHBand="0" w:noVBand="1" w:val="04A0"/>
-      </w:tblPr>
-      <w:tblGrid>
-        <w:gridCol w:w="1814"/>
-        <w:gridCol w:w="1814"/>
-        <w:gridCol w:w="1814"/>
-        <w:gridCol w:w="1814"/>
-        <w:gridCol w:w="1814"/>
-      </w:tblGrid>
-      <w:tr>
-        <w:tc>
-          <w:tcPr>
-            <w:tcW w:type="dxa" w:w="1814"/>
-            <w:tcBorders>
-              <w:top w:val="single" w:color="94A3B8" w:sz="4"/>
-              <w:left w:val="none"/>
-              <w:bottom w:val="single" w:color="94A3B8" w:sz="4"/>
-              <w:right w:val="none"/>
-            </w:tcBorders>
-            <w:shd w:val="clear" w:color="auto" w:fill="065F46"/>
-          </w:tcPr>
-          <w:p>
-            <w:pPr>
-              <w:jc w:val="left"/>
-            </w:pPr>
-            <w:r>
-              <w:rPr>
-                <w:b/>
-                <w:color w:val="FFFFFF"/>
-              </w:rPr>
-            </w:r>
-            <w:r>
-              <w:rPr>
-                <w:b/>
-                <w:color w:val="FFFFFF"/>
-              </w:rPr>
-              <w:t>Section</w:t>
-            </w:r>
-          </w:p>
-        </w:tc>
-        <w:tc>
-          <w:tcPr>
-            <w:tcW w:type="dxa" w:w="1814"/>
-            <w:tcBorders>
-              <w:top w:val="single" w:color="94A3B8" w:sz="4"/>
-              <w:left w:val="none"/>
-              <w:bottom w:val="single" w:color="94A3B8" w:sz="4"/>
-              <w:right w:val="none"/>
-            </w:tcBorders>
-            <w:shd w:val="clear" w:color="auto" w:fill="065F46"/>
-          </w:tcPr>
-          <w:p>
-            <w:pPr>
-              <w:jc w:val="left"/>
-            </w:pPr>
-            <w:r>
-              <w:rPr>
-                <w:b/>
-                <w:color w:val="FFFFFF"/>
-              </w:rPr>
-            </w:r>
-            <w:r>
-              <w:rPr>
-                <w:b/>
-                <w:color w:val="FFFFFF"/>
-              </w:rPr>
-              <w:t>Item No.</w:t>
-            </w:r>
-          </w:p>
-        </w:tc>
-        <w:tc>
-          <w:tcPr>
-            <w:tcW w:type="dxa" w:w="1814"/>
-            <w:tcBorders>
-              <w:top w:val="single" w:color="94A3B8" w:sz="4"/>
-              <w:left w:val="none"/>
-              <w:bottom w:val="single" w:color="94A3B8" w:sz="4"/>
-              <w:right w:val="none"/>
-            </w:tcBorders>
-            <w:shd w:val="clear" w:color="auto" w:fill="065F46"/>
-          </w:tcPr>
-          <w:p>
-            <w:pPr>
-              <w:jc w:val="left"/>
-            </w:pPr>
-            <w:r>
-              <w:rPr>
-                <w:b/>
-                <w:color w:val="FFFFFF"/>
-              </w:rPr>
-            </w:r>
-            <w:r>
-              <w:rPr>
-                <w:b/>
-                <w:color w:val="FFFFFF"/>
-              </w:rPr>
-              <w:t>Checklist Item</w:t>
-            </w:r>
-          </w:p>
-        </w:tc>
-        <w:tc>
-          <w:tcPr>
-            <w:tcW w:type="dxa" w:w="1814"/>
-            <w:tcBorders>
-              <w:top w:val="single" w:color="94A3B8" w:sz="4"/>
-              <w:left w:val="none"/>
-              <w:bottom w:val="single" w:color="94A3B8" w:sz="4"/>
-              <w:right w:val="none"/>
-            </w:tcBorders>
-            <w:shd w:val="clear" w:color="auto" w:fill="065F46"/>
-          </w:tcPr>
-          <w:p>
-            <w:pPr>
-              <w:jc w:val="left"/>
-            </w:pPr>
-            <w:r>
-              <w:rPr>
-                <w:b/>
-                <w:color w:val="FFFFFF"/>
-              </w:rPr>
-            </w:r>
-            <w:r>
-              <w:rPr>
-                <w:b/>
-                <w:color w:val="FFFFFF"/>
-              </w:rPr>
-              <w:t>Manuscript Location</w:t>
-            </w:r>
-          </w:p>
-        </w:tc>
-        <w:tc>
-          <w:tcPr>
-            <w:tcW w:type="dxa" w:w="1814"/>
-            <w:tcBorders>
-              <w:top w:val="single" w:color="94A3B8" w:sz="4"/>
-              <w:left w:val="none"/>
-              <w:bottom w:val="single" w:color="94A3B8" w:sz="4"/>
-              <w:right w:val="none"/>
-            </w:tcBorders>
-            <w:shd w:val="clear" w:color="auto" w:fill="065F46"/>
-          </w:tcPr>
-          <w:p>
-            <w:pPr>
-              <w:jc w:val="left"/>
-            </w:pPr>
-            <w:r>
-              <w:rPr>
-                <w:b/>
-                <w:color w:val="FFFFFF"/>
-              </w:rPr>
-            </w:r>
-            <w:r>
-              <w:rPr>
-                <w:b/>
-                <w:color w:val="FFFFFF"/>
-              </w:rPr>
-              <w:t>Reported?</w:t>
-            </w:r>
-          </w:p>
-        </w:tc>
-      </w:tr>
-      <w:tr>
-        <w:tc>
-          <w:tcPr>
-            <w:tcW w:type="dxa" w:w="1814"/>
-            <w:tcBorders>
-              <w:top w:val="single" w:color="94A3B8" w:sz="4"/>
-              <w:left w:val="none"/>
-              <w:bottom w:val="single" w:color="94A3B8" w:sz="4"/>
-              <w:right w:val="none"/>
-            </w:tcBorders>
-          </w:tcPr>
-          <w:p>
-            <w:r/>
-            <w:r>
-              <w:rPr>
-                <w:b/>
-                <w:sz w:val="18"/>
-              </w:rPr>
-              <w:t>Title and Abstract</w:t>
-            </w:r>
-          </w:p>
-        </w:tc>
-        <w:tc>
-          <w:tcPr>
-            <w:tcW w:type="dxa" w:w="1814"/>
-            <w:tcBorders>
-              <w:top w:val="single" w:color="94A3B8" w:sz="4"/>
-              <w:left w:val="none"/>
-              <w:bottom w:val="single" w:color="94A3B8" w:sz="4"/>
-              <w:right w:val="none"/>
-            </w:tcBorders>
-          </w:tcPr>
-          <w:p>
-            <w:r/>
-            <w:r>
-              <w:rPr>
-                <w:sz w:val="18"/>
-              </w:rPr>
-              <w:t>1</w:t>
-            </w:r>
-          </w:p>
-        </w:tc>
-        <w:tc>
-          <w:tcPr>
-            <w:tcW w:type="dxa" w:w="1814"/>
-            <w:tcBorders>
-              <w:top w:val="single" w:color="94A3B8" w:sz="4"/>
-              <w:left w:val="none"/>
-              <w:bottom w:val="single" w:color="94A3B8" w:sz="4"/>
-              <w:right w:val="none"/>
-            </w:tcBorders>
-          </w:tcPr>
-          <w:p>
-            <w:r/>
-            <w:r>
-              <w:rPr>
-                <w:sz w:val="18"/>
-              </w:rPr>
-              <w:t>Identify the study as developing and/or validating a multivariable prediction model, the target population, and the outcome to be predicted.</w:t>
-            </w:r>
-          </w:p>
-        </w:tc>
-        <w:tc>
-          <w:tcPr>
-            <w:tcW w:type="dxa" w:w="1814"/>
-            <w:tcBorders>
-              <w:top w:val="single" w:color="94A3B8" w:sz="4"/>
-              <w:left w:val="none"/>
-              <w:bottom w:val="single" w:color="94A3B8" w:sz="4"/>
-              <w:right w:val="none"/>
-            </w:tcBorders>
-          </w:tcPr>
-          <w:p>
-            <w:r/>
-            <w:r>
-              <w:rPr>
-                <w:sz w:val="18"/>
-              </w:rPr>
-              <w:t>Title, Abstract (Methods paragraph)</w:t>
-            </w:r>
-          </w:p>
-        </w:tc>
-        <w:tc>
-          <w:tcPr>
-            <w:tcW w:type="dxa" w:w="1814"/>
-            <w:tcBorders>
-              <w:top w:val="single" w:color="94A3B8" w:sz="4"/>
-              <w:left w:val="none"/>
-              <w:bottom w:val="single" w:color="94A3B8" w:sz="4"/>
-              <w:right w:val="none"/>
-            </w:tcBorders>
-          </w:tcPr>
-          <w:p>
-            <w:r/>
-            <w:r>
-              <w:rPr>
-                <w:sz w:val="18"/>
-              </w:rPr>
-              <w:t>✅ Yes</w:t>
-            </w:r>
-          </w:p>
-        </w:tc>
-      </w:tr>
-      <w:tr>
-        <w:tc>
-          <w:tcPr>
-            <w:tcW w:type="dxa" w:w="1814"/>
-            <w:tcBorders>
-              <w:top w:val="single" w:color="94A3B8" w:sz="4"/>
-              <w:left w:val="none"/>
-              <w:bottom w:val="single" w:color="94A3B8" w:sz="4"/>
-              <w:right w:val="none"/>
-            </w:tcBorders>
-          </w:tcPr>
-          <w:p>
-            <w:r/>
-            <w:r>
-              <w:rPr>
-                <w:b/>
-                <w:sz w:val="18"/>
-              </w:rPr>
-              <w:t>Introduction</w:t>
-            </w:r>
-          </w:p>
-        </w:tc>
-        <w:tc>
-          <w:tcPr>
-            <w:tcW w:type="dxa" w:w="1814"/>
-            <w:tcBorders>
-              <w:top w:val="single" w:color="94A3B8" w:sz="4"/>
-              <w:left w:val="none"/>
-              <w:bottom w:val="single" w:color="94A3B8" w:sz="4"/>
-              <w:right w:val="none"/>
-            </w:tcBorders>
-          </w:tcPr>
-          <w:p>
-            <w:r/>
-            <w:r>
-              <w:rPr>
-                <w:sz w:val="18"/>
-              </w:rPr>
-              <w:t>2a</w:t>
-            </w:r>
-          </w:p>
-        </w:tc>
-        <w:tc>
-          <w:tcPr>
-            <w:tcW w:type="dxa" w:w="1814"/>
-            <w:tcBorders>
-              <w:top w:val="single" w:color="94A3B8" w:sz="4"/>
-              <w:left w:val="none"/>
-              <w:bottom w:val="single" w:color="94A3B8" w:sz="4"/>
-              <w:right w:val="none"/>
-            </w:tcBorders>
-          </w:tcPr>
-          <w:p>
-            <w:r/>
-            <w:r>
-              <w:rPr>
-                <w:sz w:val="18"/>
-              </w:rPr>
-              <w:t>Explain the medical context (including whether diagnostic or prognostic) and rationale for developing or validating the multivariable prediction model, including references to existing models.</w:t>
-            </w:r>
-          </w:p>
-        </w:tc>
-        <w:tc>
-          <w:tcPr>
-            <w:tcW w:type="dxa" w:w="1814"/>
-            <w:tcBorders>
-              <w:top w:val="single" w:color="94A3B8" w:sz="4"/>
-              <w:left w:val="none"/>
-              <w:bottom w:val="single" w:color="94A3B8" w:sz="4"/>
-              <w:right w:val="none"/>
-            </w:tcBorders>
-          </w:tcPr>
-          <w:p>
-            <w:r/>
-            <w:r>
-              <w:rPr>
-                <w:sz w:val="18"/>
-              </w:rPr>
-              <w:t>Section 1.1, Section 2.4, Table 1</w:t>
-            </w:r>
-          </w:p>
-        </w:tc>
-        <w:tc>
-          <w:tcPr>
-            <w:tcW w:type="dxa" w:w="1814"/>
-            <w:tcBorders>
-              <w:top w:val="single" w:color="94A3B8" w:sz="4"/>
-              <w:left w:val="none"/>
-              <w:bottom w:val="single" w:color="94A3B8" w:sz="4"/>
-              <w:right w:val="none"/>
-            </w:tcBorders>
-          </w:tcPr>
-          <w:p>
-            <w:r/>
-            <w:r>
-              <w:rPr>
-                <w:sz w:val="18"/>
-              </w:rPr>
-              <w:t>✅ Yes</w:t>
-            </w:r>
-          </w:p>
-        </w:tc>
-      </w:tr>
-      <w:tr>
-        <w:tc>
-          <w:tcPr>
-            <w:tcW w:type="dxa" w:w="1814"/>
-            <w:tcBorders>
-              <w:top w:val="single" w:color="94A3B8" w:sz="4"/>
-              <w:left w:val="none"/>
-              <w:bottom w:val="single" w:color="94A3B8" w:sz="4"/>
-              <w:right w:val="none"/>
-            </w:tcBorders>
-          </w:tcPr>
-          <w:p>
-            <w:r/>
-          </w:p>
-        </w:tc>
-        <w:tc>
-          <w:tcPr>
-            <w:tcW w:type="dxa" w:w="1814"/>
-            <w:tcBorders>
-              <w:top w:val="single" w:color="94A3B8" w:sz="4"/>
-              <w:left w:val="none"/>
-              <w:bottom w:val="single" w:color="94A3B8" w:sz="4"/>
-              <w:right w:val="none"/>
-            </w:tcBorders>
-          </w:tcPr>
-          <w:p>
-            <w:r/>
-            <w:r>
-              <w:rPr>
-                <w:sz w:val="18"/>
-              </w:rPr>
-              <w:t>2b</w:t>
-            </w:r>
-          </w:p>
-        </w:tc>
-        <w:tc>
-          <w:tcPr>
-            <w:tcW w:type="dxa" w:w="1814"/>
-            <w:tcBorders>
-              <w:top w:val="single" w:color="94A3B8" w:sz="4"/>
-              <w:left w:val="none"/>
-              <w:bottom w:val="single" w:color="94A3B8" w:sz="4"/>
-              <w:right w:val="none"/>
-            </w:tcBorders>
-          </w:tcPr>
-          <w:p>
-            <w:r/>
-            <w:r>
-              <w:rPr>
-                <w:sz w:val="18"/>
-              </w:rPr>
-              <w:t>Specify the objectives, including whether the study describes the development or validation of the model or both.</w:t>
-            </w:r>
-          </w:p>
-        </w:tc>
-        <w:tc>
-          <w:tcPr>
-            <w:tcW w:type="dxa" w:w="1814"/>
-            <w:tcBorders>
-              <w:top w:val="single" w:color="94A3B8" w:sz="4"/>
-              <w:left w:val="none"/>
-              <w:bottom w:val="single" w:color="94A3B8" w:sz="4"/>
-              <w:right w:val="none"/>
-            </w:tcBorders>
-          </w:tcPr>
-          <w:p>
-            <w:r/>
-            <w:r>
-              <w:rPr>
-                <w:sz w:val="18"/>
-              </w:rPr>
-              <w:t>Section 1.7, Section 1.4 (H1–H4)</w:t>
-            </w:r>
-          </w:p>
-        </w:tc>
-        <w:tc>
-          <w:tcPr>
-            <w:tcW w:type="dxa" w:w="1814"/>
-            <w:tcBorders>
-              <w:top w:val="single" w:color="94A3B8" w:sz="4"/>
-              <w:left w:val="none"/>
-              <w:bottom w:val="single" w:color="94A3B8" w:sz="4"/>
-              <w:right w:val="none"/>
-            </w:tcBorders>
-          </w:tcPr>
-          <w:p>
-            <w:r/>
-            <w:r>
-              <w:rPr>
-                <w:sz w:val="18"/>
-              </w:rPr>
-              <w:t>✅ Yes</w:t>
-            </w:r>
-          </w:p>
-        </w:tc>
-      </w:tr>
-      <w:tr>
-        <w:tc>
-          <w:tcPr>
-            <w:tcW w:type="dxa" w:w="1814"/>
-            <w:tcBorders>
-              <w:top w:val="single" w:color="94A3B8" w:sz="4"/>
-              <w:left w:val="none"/>
-              <w:bottom w:val="single" w:color="94A3B8" w:sz="4"/>
-              <w:right w:val="none"/>
-            </w:tcBorders>
-          </w:tcPr>
-          <w:p>
-            <w:r/>
-            <w:r>
-              <w:rPr>
-                <w:b/>
-                <w:sz w:val="18"/>
-              </w:rPr>
-              <w:t>Methods — Source of Data</w:t>
-            </w:r>
-          </w:p>
-        </w:tc>
-        <w:tc>
-          <w:tcPr>
-            <w:tcW w:type="dxa" w:w="1814"/>
-            <w:tcBorders>
-              <w:top w:val="single" w:color="94A3B8" w:sz="4"/>
-              <w:left w:val="none"/>
-              <w:bottom w:val="single" w:color="94A3B8" w:sz="4"/>
-              <w:right w:val="none"/>
-            </w:tcBorders>
-          </w:tcPr>
-          <w:p>
-            <w:r/>
-            <w:r>
-              <w:rPr>
-                <w:sz w:val="18"/>
-              </w:rPr>
-              <w:t>3</w:t>
-            </w:r>
-          </w:p>
-        </w:tc>
-        <w:tc>
-          <w:tcPr>
-            <w:tcW w:type="dxa" w:w="1814"/>
-            <w:tcBorders>
-              <w:top w:val="single" w:color="94A3B8" w:sz="4"/>
-              <w:left w:val="none"/>
-              <w:bottom w:val="single" w:color="94A3B8" w:sz="4"/>
-              <w:right w:val="none"/>
-            </w:tcBorders>
-          </w:tcPr>
-          <w:p>
-            <w:r/>
-            <w:r>
-              <w:rPr>
-                <w:sz w:val="18"/>
-              </w:rPr>
-              <w:t>Describe the study design or source of data (e.g., randomised trial, cohort, or registry data), separately for the development and validation data sets, if applicable.</w:t>
-            </w:r>
-          </w:p>
-        </w:tc>
-        <w:tc>
-          <w:tcPr>
-            <w:tcW w:type="dxa" w:w="1814"/>
-            <w:tcBorders>
-              <w:top w:val="single" w:color="94A3B8" w:sz="4"/>
-              <w:left w:val="none"/>
-              <w:bottom w:val="single" w:color="94A3B8" w:sz="4"/>
-              <w:right w:val="none"/>
-            </w:tcBorders>
-          </w:tcPr>
-          <w:p>
-            <w:r/>
-            <w:r>
-              <w:rPr>
-                <w:sz w:val="18"/>
-              </w:rPr>
-              <w:t>Section 3.1, Section 3.2</w:t>
-            </w:r>
-          </w:p>
-        </w:tc>
-        <w:tc>
-          <w:tcPr>
-            <w:tcW w:type="dxa" w:w="1814"/>
-            <w:tcBorders>
-              <w:top w:val="single" w:color="94A3B8" w:sz="4"/>
-              <w:left w:val="none"/>
-              <w:bottom w:val="single" w:color="94A3B8" w:sz="4"/>
-              <w:right w:val="none"/>
-            </w:tcBorders>
-          </w:tcPr>
-          <w:p>
-            <w:r/>
-            <w:r>
-              <w:rPr>
-                <w:sz w:val="18"/>
-              </w:rPr>
-              <w:t>✅ Yes</w:t>
-            </w:r>
-          </w:p>
-        </w:tc>
-      </w:tr>
-      <w:tr>
-        <w:tc>
-          <w:tcPr>
-            <w:tcW w:type="dxa" w:w="1814"/>
-            <w:tcBorders>
-              <w:top w:val="single" w:color="94A3B8" w:sz="4"/>
-              <w:left w:val="none"/>
-              <w:bottom w:val="single" w:color="94A3B8" w:sz="4"/>
-              <w:right w:val="none"/>
-            </w:tcBorders>
-          </w:tcPr>
-          <w:p>
-            <w:r/>
-          </w:p>
-        </w:tc>
-        <w:tc>
-          <w:tcPr>
-            <w:tcW w:type="dxa" w:w="1814"/>
-            <w:tcBorders>
-              <w:top w:val="single" w:color="94A3B8" w:sz="4"/>
-              <w:left w:val="none"/>
-              <w:bottom w:val="single" w:color="94A3B8" w:sz="4"/>
-              <w:right w:val="none"/>
-            </w:tcBorders>
-          </w:tcPr>
-          <w:p>
-            <w:r/>
-            <w:r>
-              <w:rPr>
-                <w:sz w:val="18"/>
-              </w:rPr>
-              <w:t>4</w:t>
-            </w:r>
-          </w:p>
-        </w:tc>
-        <w:tc>
-          <w:tcPr>
-            <w:tcW w:type="dxa" w:w="1814"/>
-            <w:tcBorders>
-              <w:top w:val="single" w:color="94A3B8" w:sz="4"/>
-              <w:left w:val="none"/>
-              <w:bottom w:val="single" w:color="94A3B8" w:sz="4"/>
-              <w:right w:val="none"/>
-            </w:tcBorders>
-          </w:tcPr>
-          <w:p>
-            <w:r/>
-            <w:r>
-              <w:rPr>
-                <w:sz w:val="18"/>
-              </w:rPr>
-              <w:t>Describe the eligibility criteria for participants.</w:t>
-            </w:r>
-          </w:p>
-        </w:tc>
-        <w:tc>
-          <w:tcPr>
-            <w:tcW w:type="dxa" w:w="1814"/>
-            <w:tcBorders>
-              <w:top w:val="single" w:color="94A3B8" w:sz="4"/>
-              <w:left w:val="none"/>
-              <w:bottom w:val="single" w:color="94A3B8" w:sz="4"/>
-              <w:right w:val="none"/>
-            </w:tcBorders>
-          </w:tcPr>
-          <w:p>
-            <w:r/>
-            <w:r>
-              <w:rPr>
-                <w:sz w:val="18"/>
-              </w:rPr>
-              <w:t>Section 3.2, Section 3.4 (Ethics; 18+ enrolled students)</w:t>
-            </w:r>
-          </w:p>
-        </w:tc>
-        <w:tc>
-          <w:tcPr>
-            <w:tcW w:type="dxa" w:w="1814"/>
-            <w:tcBorders>
-              <w:top w:val="single" w:color="94A3B8" w:sz="4"/>
-              <w:left w:val="none"/>
-              <w:bottom w:val="single" w:color="94A3B8" w:sz="4"/>
-              <w:right w:val="none"/>
-            </w:tcBorders>
-          </w:tcPr>
-          <w:p>
-            <w:r/>
-            <w:r>
-              <w:rPr>
-                <w:sz w:val="18"/>
-              </w:rPr>
-              <w:t>✅ Yes</w:t>
-            </w:r>
-          </w:p>
-        </w:tc>
-      </w:tr>
-      <w:tr>
-        <w:tc>
-          <w:tcPr>
-            <w:tcW w:type="dxa" w:w="1814"/>
-            <w:tcBorders>
-              <w:top w:val="single" w:color="94A3B8" w:sz="4"/>
-              <w:left w:val="none"/>
-              <w:bottom w:val="single" w:color="94A3B8" w:sz="4"/>
-              <w:right w:val="none"/>
-            </w:tcBorders>
-          </w:tcPr>
-          <w:p>
-            <w:r/>
-          </w:p>
-        </w:tc>
-        <w:tc>
-          <w:tcPr>
-            <w:tcW w:type="dxa" w:w="1814"/>
-            <w:tcBorders>
-              <w:top w:val="single" w:color="94A3B8" w:sz="4"/>
-              <w:left w:val="none"/>
-              <w:bottom w:val="single" w:color="94A3B8" w:sz="4"/>
-              <w:right w:val="none"/>
-            </w:tcBorders>
-          </w:tcPr>
-          <w:p>
-            <w:r/>
-            <w:r>
-              <w:rPr>
-                <w:sz w:val="18"/>
-              </w:rPr>
-              <w:t>5</w:t>
-            </w:r>
-          </w:p>
-        </w:tc>
-        <w:tc>
-          <w:tcPr>
-            <w:tcW w:type="dxa" w:w="1814"/>
-            <w:tcBorders>
-              <w:top w:val="single" w:color="94A3B8" w:sz="4"/>
-              <w:left w:val="none"/>
-              <w:bottom w:val="single" w:color="94A3B8" w:sz="4"/>
-              <w:right w:val="none"/>
-            </w:tcBorders>
-          </w:tcPr>
-          <w:p>
-            <w:r/>
-            <w:r>
-              <w:rPr>
-                <w:sz w:val="18"/>
-              </w:rPr>
-              <w:t>Describe the outcome(s) to be predicted.</w:t>
-            </w:r>
-          </w:p>
-        </w:tc>
-        <w:tc>
-          <w:tcPr>
-            <w:tcW w:type="dxa" w:w="1814"/>
-            <w:tcBorders>
-              <w:top w:val="single" w:color="94A3B8" w:sz="4"/>
-              <w:left w:val="none"/>
-              <w:bottom w:val="single" w:color="94A3B8" w:sz="4"/>
-              <w:right w:val="none"/>
-            </w:tcBorders>
-          </w:tcPr>
-          <w:p>
-            <w:r/>
-            <w:r>
-              <w:rPr>
-                <w:sz w:val="18"/>
-              </w:rPr>
-              <w:t>Section 3.3, Section 3.3.1, Table 2 (burnout_score variable)</w:t>
-            </w:r>
-          </w:p>
-        </w:tc>
-        <w:tc>
-          <w:tcPr>
-            <w:tcW w:type="dxa" w:w="1814"/>
-            <w:tcBorders>
-              <w:top w:val="single" w:color="94A3B8" w:sz="4"/>
-              <w:left w:val="none"/>
-              <w:bottom w:val="single" w:color="94A3B8" w:sz="4"/>
-              <w:right w:val="none"/>
-            </w:tcBorders>
-          </w:tcPr>
-          <w:p>
-            <w:r/>
-            <w:r>
-              <w:rPr>
-                <w:sz w:val="18"/>
-              </w:rPr>
-              <w:t>✅ Yes</w:t>
-            </w:r>
-          </w:p>
-        </w:tc>
-      </w:tr>
-      <w:tr>
-        <w:tc>
-          <w:tcPr>
-            <w:tcW w:type="dxa" w:w="1814"/>
-            <w:tcBorders>
-              <w:top w:val="single" w:color="94A3B8" w:sz="4"/>
-              <w:left w:val="none"/>
-              <w:bottom w:val="single" w:color="94A3B8" w:sz="4"/>
-              <w:right w:val="none"/>
-            </w:tcBorders>
-          </w:tcPr>
-          <w:p>
-            <w:r/>
-          </w:p>
-        </w:tc>
-        <w:tc>
-          <w:tcPr>
-            <w:tcW w:type="dxa" w:w="1814"/>
-            <w:tcBorders>
-              <w:top w:val="single" w:color="94A3B8" w:sz="4"/>
-              <w:left w:val="none"/>
-              <w:bottom w:val="single" w:color="94A3B8" w:sz="4"/>
-              <w:right w:val="none"/>
-            </w:tcBorders>
-          </w:tcPr>
-          <w:p>
-            <w:r/>
-            <w:r>
-              <w:rPr>
-                <w:sz w:val="18"/>
-              </w:rPr>
-              <w:t>6</w:t>
-            </w:r>
-          </w:p>
-        </w:tc>
-        <w:tc>
-          <w:tcPr>
-            <w:tcW w:type="dxa" w:w="1814"/>
-            <w:tcBorders>
-              <w:top w:val="single" w:color="94A3B8" w:sz="4"/>
-              <w:left w:val="none"/>
-              <w:bottom w:val="single" w:color="94A3B8" w:sz="4"/>
-              <w:right w:val="none"/>
-            </w:tcBorders>
-          </w:tcPr>
-          <w:p>
-            <w:r/>
-            <w:r>
-              <w:rPr>
-                <w:sz w:val="18"/>
-              </w:rPr>
-              <w:t>Report the number of participants with and without the outcome.</w:t>
-            </w:r>
-          </w:p>
-        </w:tc>
-        <w:tc>
-          <w:tcPr>
-            <w:tcW w:type="dxa" w:w="1814"/>
-            <w:tcBorders>
-              <w:top w:val="single" w:color="94A3B8" w:sz="4"/>
-              <w:left w:val="none"/>
-              <w:bottom w:val="single" w:color="94A3B8" w:sz="4"/>
-              <w:right w:val="none"/>
-            </w:tcBorders>
-          </w:tcPr>
-          <w:p>
-            <w:r/>
-            <w:r>
-              <w:rPr>
-                <w:sz w:val="18"/>
-              </w:rPr>
-              <w:t>Section 3.5 (High: n = 255, 42.43%; Low/Med: n = 346, 57.57%)</w:t>
-            </w:r>
-          </w:p>
-        </w:tc>
-        <w:tc>
-          <w:tcPr>
-            <w:tcW w:type="dxa" w:w="1814"/>
-            <w:tcBorders>
-              <w:top w:val="single" w:color="94A3B8" w:sz="4"/>
-              <w:left w:val="none"/>
-              <w:bottom w:val="single" w:color="94A3B8" w:sz="4"/>
-              <w:right w:val="none"/>
-            </w:tcBorders>
-          </w:tcPr>
-          <w:p>
-            <w:r/>
-            <w:r>
-              <w:rPr>
-                <w:sz w:val="18"/>
-              </w:rPr>
-              <w:t>✅ Yes</w:t>
-            </w:r>
-          </w:p>
-        </w:tc>
-      </w:tr>
-      <w:tr>
-        <w:tc>
-          <w:tcPr>
-            <w:tcW w:type="dxa" w:w="1814"/>
-            <w:tcBorders>
-              <w:top w:val="single" w:color="94A3B8" w:sz="4"/>
-              <w:left w:val="none"/>
-              <w:bottom w:val="single" w:color="94A3B8" w:sz="4"/>
-              <w:right w:val="none"/>
-            </w:tcBorders>
-          </w:tcPr>
-          <w:p>
-            <w:r/>
-          </w:p>
-        </w:tc>
-        <w:tc>
-          <w:tcPr>
-            <w:tcW w:type="dxa" w:w="1814"/>
-            <w:tcBorders>
-              <w:top w:val="single" w:color="94A3B8" w:sz="4"/>
-              <w:left w:val="none"/>
-              <w:bottom w:val="single" w:color="94A3B8" w:sz="4"/>
-              <w:right w:val="none"/>
-            </w:tcBorders>
-          </w:tcPr>
-          <w:p>
-            <w:r/>
-            <w:r>
-              <w:rPr>
-                <w:sz w:val="18"/>
-              </w:rPr>
-              <w:t>7</w:t>
-            </w:r>
-          </w:p>
-        </w:tc>
-        <w:tc>
-          <w:tcPr>
-            <w:tcW w:type="dxa" w:w="1814"/>
-            <w:tcBorders>
-              <w:top w:val="single" w:color="94A3B8" w:sz="4"/>
-              <w:left w:val="none"/>
-              <w:bottom w:val="single" w:color="94A3B8" w:sz="4"/>
-              <w:right w:val="none"/>
-            </w:tcBorders>
-          </w:tcPr>
-          <w:p>
-            <w:r/>
-            <w:r>
-              <w:rPr>
-                <w:sz w:val="18"/>
-              </w:rPr>
-              <w:t>Describe the predictors used in the model, including how and when they were measured.</w:t>
-            </w:r>
-          </w:p>
-        </w:tc>
-        <w:tc>
-          <w:tcPr>
-            <w:tcW w:type="dxa" w:w="1814"/>
-            <w:tcBorders>
-              <w:top w:val="single" w:color="94A3B8" w:sz="4"/>
-              <w:left w:val="none"/>
-              <w:bottom w:val="single" w:color="94A3B8" w:sz="4"/>
-              <w:right w:val="none"/>
-            </w:tcBorders>
-          </w:tcPr>
-          <w:p>
-            <w:r/>
-            <w:r>
-              <w:rPr>
-                <w:sz w:val="18"/>
-              </w:rPr>
-              <w:t>Section 3.3 (Table 2), Section 3.5 (Table 3, composite indices)</w:t>
-            </w:r>
-          </w:p>
-        </w:tc>
-        <w:tc>
-          <w:tcPr>
-            <w:tcW w:type="dxa" w:w="1814"/>
-            <w:tcBorders>
-              <w:top w:val="single" w:color="94A3B8" w:sz="4"/>
-              <w:left w:val="none"/>
-              <w:bottom w:val="single" w:color="94A3B8" w:sz="4"/>
-              <w:right w:val="none"/>
-            </w:tcBorders>
-          </w:tcPr>
-          <w:p>
-            <w:r/>
-            <w:r>
-              <w:rPr>
-                <w:sz w:val="18"/>
-              </w:rPr>
-              <w:t>✅ Yes</w:t>
-            </w:r>
-          </w:p>
-        </w:tc>
-      </w:tr>
-      <w:tr>
-        <w:tc>
-          <w:tcPr>
-            <w:tcW w:type="dxa" w:w="1814"/>
-            <w:tcBorders>
-              <w:top w:val="single" w:color="94A3B8" w:sz="4"/>
-              <w:left w:val="none"/>
-              <w:bottom w:val="single" w:color="94A3B8" w:sz="4"/>
-              <w:right w:val="none"/>
-            </w:tcBorders>
-          </w:tcPr>
-          <w:p>
-            <w:r/>
-          </w:p>
-        </w:tc>
-        <w:tc>
-          <w:tcPr>
-            <w:tcW w:type="dxa" w:w="1814"/>
-            <w:tcBorders>
-              <w:top w:val="single" w:color="94A3B8" w:sz="4"/>
-              <w:left w:val="none"/>
-              <w:bottom w:val="single" w:color="94A3B8" w:sz="4"/>
-              <w:right w:val="none"/>
-            </w:tcBorders>
-          </w:tcPr>
-          <w:p>
-            <w:r/>
-            <w:r>
-              <w:rPr>
-                <w:sz w:val="18"/>
-              </w:rPr>
-              <w:t>8</w:t>
-            </w:r>
-          </w:p>
-        </w:tc>
-        <w:tc>
-          <w:tcPr>
-            <w:tcW w:type="dxa" w:w="1814"/>
-            <w:tcBorders>
-              <w:top w:val="single" w:color="94A3B8" w:sz="4"/>
-              <w:left w:val="none"/>
-              <w:bottom w:val="single" w:color="94A3B8" w:sz="4"/>
-              <w:right w:val="none"/>
-            </w:tcBorders>
-          </w:tcPr>
-          <w:p>
-            <w:r/>
-            <w:r>
-              <w:rPr>
-                <w:sz w:val="18"/>
-              </w:rPr>
-              <w:t>Describe the sample size, including any sample size calculations.</w:t>
-            </w:r>
-          </w:p>
-        </w:tc>
-        <w:tc>
-          <w:tcPr>
-            <w:tcW w:type="dxa" w:w="1814"/>
-            <w:tcBorders>
-              <w:top w:val="single" w:color="94A3B8" w:sz="4"/>
-              <w:left w:val="none"/>
-              <w:bottom w:val="single" w:color="94A3B8" w:sz="4"/>
-              <w:right w:val="none"/>
-            </w:tcBorders>
-          </w:tcPr>
-          <w:p>
-            <w:r/>
-            <w:r>
-              <w:rPr>
-                <w:sz w:val="18"/>
-              </w:rPr>
-              <w:t>Section 3.2 (N = 601); Appendix / power note in Section 3.2 (G*Power calculation referenced, minimum n = 452 per Cohen, 1988 [118])</w:t>
-            </w:r>
-          </w:p>
-        </w:tc>
-        <w:tc>
-          <w:tcPr>
-            <w:tcW w:type="dxa" w:w="1814"/>
-            <w:tcBorders>
-              <w:top w:val="single" w:color="94A3B8" w:sz="4"/>
-              <w:left w:val="none"/>
-              <w:bottom w:val="single" w:color="94A3B8" w:sz="4"/>
-              <w:right w:val="none"/>
-            </w:tcBorders>
-          </w:tcPr>
-          <w:p>
-            <w:r/>
-            <w:r>
-              <w:rPr>
-                <w:sz w:val="18"/>
-              </w:rPr>
-              <w:t>✅ Yes</w:t>
-            </w:r>
-          </w:p>
-        </w:tc>
-      </w:tr>
-      <w:tr>
-        <w:tc>
-          <w:tcPr>
-            <w:tcW w:type="dxa" w:w="1814"/>
-            <w:tcBorders>
-              <w:top w:val="single" w:color="94A3B8" w:sz="4"/>
-              <w:left w:val="none"/>
-              <w:bottom w:val="single" w:color="94A3B8" w:sz="4"/>
-              <w:right w:val="none"/>
-            </w:tcBorders>
-          </w:tcPr>
-          <w:p>
-            <w:r/>
-          </w:p>
-        </w:tc>
-        <w:tc>
-          <w:tcPr>
-            <w:tcW w:type="dxa" w:w="1814"/>
-            <w:tcBorders>
-              <w:top w:val="single" w:color="94A3B8" w:sz="4"/>
-              <w:left w:val="none"/>
-              <w:bottom w:val="single" w:color="94A3B8" w:sz="4"/>
-              <w:right w:val="none"/>
-            </w:tcBorders>
-          </w:tcPr>
-          <w:p>
-            <w:r/>
-            <w:r>
-              <w:rPr>
-                <w:sz w:val="18"/>
-              </w:rPr>
-              <w:t>9</w:t>
-            </w:r>
-          </w:p>
-        </w:tc>
-        <w:tc>
-          <w:tcPr>
-            <w:tcW w:type="dxa" w:w="1814"/>
-            <w:tcBorders>
-              <w:top w:val="single" w:color="94A3B8" w:sz="4"/>
-              <w:left w:val="none"/>
-              <w:bottom w:val="single" w:color="94A3B8" w:sz="4"/>
-              <w:right w:val="none"/>
-            </w:tcBorders>
-          </w:tcPr>
-          <w:p>
-            <w:r/>
-            <w:r>
-              <w:rPr>
-                <w:sz w:val="18"/>
-              </w:rPr>
-              <w:t>Describe how missing data were handled.</w:t>
-            </w:r>
-          </w:p>
-        </w:tc>
-        <w:tc>
-          <w:tcPr>
-            <w:tcW w:type="dxa" w:w="1814"/>
-            <w:tcBorders>
-              <w:top w:val="single" w:color="94A3B8" w:sz="4"/>
-              <w:left w:val="none"/>
-              <w:bottom w:val="single" w:color="94A3B8" w:sz="4"/>
-              <w:right w:val="none"/>
-            </w:tcBorders>
-          </w:tcPr>
-          <w:p>
-            <w:r/>
-            <w:r>
-              <w:rPr>
-                <w:sz w:val="18"/>
-              </w:rPr>
-              <w:t>Section 3.5 ("no missing values for any of the 18 variables")</w:t>
-            </w:r>
-          </w:p>
-        </w:tc>
-        <w:tc>
-          <w:tcPr>
-            <w:tcW w:type="dxa" w:w="1814"/>
-            <w:tcBorders>
-              <w:top w:val="single" w:color="94A3B8" w:sz="4"/>
-              <w:left w:val="none"/>
-              <w:bottom w:val="single" w:color="94A3B8" w:sz="4"/>
-              <w:right w:val="none"/>
-            </w:tcBorders>
-          </w:tcPr>
-          <w:p>
-            <w:r/>
-            <w:r>
-              <w:rPr>
-                <w:sz w:val="18"/>
-              </w:rPr>
-              <w:t>✅ Yes</w:t>
-            </w:r>
-          </w:p>
-        </w:tc>
-      </w:tr>
-      <w:tr>
-        <w:tc>
-          <w:tcPr>
-            <w:tcW w:type="dxa" w:w="1814"/>
-            <w:tcBorders>
-              <w:top w:val="single" w:color="94A3B8" w:sz="4"/>
-              <w:left w:val="none"/>
-              <w:bottom w:val="single" w:color="94A3B8" w:sz="4"/>
-              <w:right w:val="none"/>
-            </w:tcBorders>
-          </w:tcPr>
-          <w:p>
-            <w:r/>
-            <w:r>
-              <w:rPr>
-                <w:b/>
-                <w:sz w:val="18"/>
-              </w:rPr>
-              <w:t>Methods — Model Development</w:t>
-            </w:r>
-          </w:p>
-        </w:tc>
-        <w:tc>
-          <w:tcPr>
-            <w:tcW w:type="dxa" w:w="1814"/>
-            <w:tcBorders>
-              <w:top w:val="single" w:color="94A3B8" w:sz="4"/>
-              <w:left w:val="none"/>
-              <w:bottom w:val="single" w:color="94A3B8" w:sz="4"/>
-              <w:right w:val="none"/>
-            </w:tcBorders>
-          </w:tcPr>
-          <w:p>
-            <w:r/>
-            <w:r>
-              <w:rPr>
-                <w:sz w:val="18"/>
-              </w:rPr>
-              <w:t>10a</w:t>
-            </w:r>
-          </w:p>
-        </w:tc>
-        <w:tc>
-          <w:tcPr>
-            <w:tcW w:type="dxa" w:w="1814"/>
-            <w:tcBorders>
-              <w:top w:val="single" w:color="94A3B8" w:sz="4"/>
-              <w:left w:val="none"/>
-              <w:bottom w:val="single" w:color="94A3B8" w:sz="4"/>
-              <w:right w:val="none"/>
-            </w:tcBorders>
-          </w:tcPr>
-          <w:p>
-            <w:r/>
-            <w:r>
-              <w:rPr>
-                <w:sz w:val="18"/>
-              </w:rPr>
-              <w:t>Describe how predictors were handled in the analyses.</w:t>
-            </w:r>
-          </w:p>
-        </w:tc>
-        <w:tc>
-          <w:tcPr>
-            <w:tcW w:type="dxa" w:w="1814"/>
-            <w:tcBorders>
-              <w:top w:val="single" w:color="94A3B8" w:sz="4"/>
-              <w:left w:val="none"/>
-              <w:bottom w:val="single" w:color="94A3B8" w:sz="4"/>
-              <w:right w:val="none"/>
-            </w:tcBorders>
-          </w:tcPr>
-          <w:p>
-            <w:r/>
-            <w:r>
-              <w:rPr>
-                <w:sz w:val="18"/>
-              </w:rPr>
-              <w:t>Section 3.5 (StandardScaler, OneHotEncoder, leak-free pipeline), Section 3.6</w:t>
-            </w:r>
-          </w:p>
-        </w:tc>
-        <w:tc>
-          <w:tcPr>
-            <w:tcW w:type="dxa" w:w="1814"/>
-            <w:tcBorders>
-              <w:top w:val="single" w:color="94A3B8" w:sz="4"/>
-              <w:left w:val="none"/>
-              <w:bottom w:val="single" w:color="94A3B8" w:sz="4"/>
-              <w:right w:val="none"/>
-            </w:tcBorders>
-          </w:tcPr>
-          <w:p>
-            <w:r/>
-            <w:r>
-              <w:rPr>
-                <w:sz w:val="18"/>
-              </w:rPr>
-              <w:t>✅ Yes</w:t>
-            </w:r>
-          </w:p>
-        </w:tc>
-      </w:tr>
-      <w:tr>
-        <w:tc>
-          <w:tcPr>
-            <w:tcW w:type="dxa" w:w="1814"/>
-            <w:tcBorders>
-              <w:top w:val="single" w:color="94A3B8" w:sz="4"/>
-              <w:left w:val="none"/>
-              <w:bottom w:val="single" w:color="94A3B8" w:sz="4"/>
-              <w:right w:val="none"/>
-            </w:tcBorders>
-          </w:tcPr>
-          <w:p>
-            <w:r/>
-          </w:p>
-        </w:tc>
-        <w:tc>
-          <w:tcPr>
-            <w:tcW w:type="dxa" w:w="1814"/>
-            <w:tcBorders>
-              <w:top w:val="single" w:color="94A3B8" w:sz="4"/>
-              <w:left w:val="none"/>
-              <w:bottom w:val="single" w:color="94A3B8" w:sz="4"/>
-              <w:right w:val="none"/>
-            </w:tcBorders>
-          </w:tcPr>
-          <w:p>
-            <w:r/>
-            <w:r>
-              <w:rPr>
-                <w:sz w:val="18"/>
-              </w:rPr>
-              <w:t>10b</w:t>
-            </w:r>
-          </w:p>
-        </w:tc>
-        <w:tc>
-          <w:tcPr>
-            <w:tcW w:type="dxa" w:w="1814"/>
-            <w:tcBorders>
-              <w:top w:val="single" w:color="94A3B8" w:sz="4"/>
-              <w:left w:val="none"/>
-              <w:bottom w:val="single" w:color="94A3B8" w:sz="4"/>
-              <w:right w:val="none"/>
-            </w:tcBorders>
-          </w:tcPr>
-          <w:p>
-            <w:r/>
-            <w:r>
-              <w:rPr>
-                <w:sz w:val="18"/>
-              </w:rPr>
-              <w:t>Specify the type of model, all model-building procedures (including any predictor selection), and method for internal validation.</w:t>
-            </w:r>
-          </w:p>
-        </w:tc>
-        <w:tc>
-          <w:tcPr>
-            <w:tcW w:type="dxa" w:w="1814"/>
-            <w:tcBorders>
-              <w:top w:val="single" w:color="94A3B8" w:sz="4"/>
-              <w:left w:val="none"/>
-              <w:bottom w:val="single" w:color="94A3B8" w:sz="4"/>
-              <w:right w:val="none"/>
-            </w:tcBorders>
-          </w:tcPr>
-          <w:p>
-            <w:r/>
-            <w:r>
-              <w:rPr>
-                <w:sz w:val="18"/>
-              </w:rPr>
-              <w:t>Section 3.6 (10 classifiers + Soft Voting Ensemble described; GridSearchCV nested CV for hyperparameter selection)</w:t>
-            </w:r>
-          </w:p>
-        </w:tc>
-        <w:tc>
-          <w:tcPr>
-            <w:tcW w:type="dxa" w:w="1814"/>
-            <w:tcBorders>
-              <w:top w:val="single" w:color="94A3B8" w:sz="4"/>
-              <w:left w:val="none"/>
-              <w:bottom w:val="single" w:color="94A3B8" w:sz="4"/>
-              <w:right w:val="none"/>
-            </w:tcBorders>
-          </w:tcPr>
-          <w:p>
-            <w:r/>
-            <w:r>
-              <w:rPr>
-                <w:sz w:val="18"/>
-              </w:rPr>
-              <w:t>✅ Yes</w:t>
-            </w:r>
-          </w:p>
-        </w:tc>
-      </w:tr>
-      <w:tr>
-        <w:tc>
-          <w:tcPr>
-            <w:tcW w:type="dxa" w:w="1814"/>
-            <w:tcBorders>
-              <w:top w:val="single" w:color="94A3B8" w:sz="4"/>
-              <w:left w:val="none"/>
-              <w:bottom w:val="single" w:color="94A3B8" w:sz="4"/>
-              <w:right w:val="none"/>
-            </w:tcBorders>
-          </w:tcPr>
-          <w:p>
-            <w:r/>
-          </w:p>
-        </w:tc>
-        <w:tc>
-          <w:tcPr>
-            <w:tcW w:type="dxa" w:w="1814"/>
-            <w:tcBorders>
-              <w:top w:val="single" w:color="94A3B8" w:sz="4"/>
-              <w:left w:val="none"/>
-              <w:bottom w:val="single" w:color="94A3B8" w:sz="4"/>
-              <w:right w:val="none"/>
-            </w:tcBorders>
-          </w:tcPr>
-          <w:p>
-            <w:r/>
-            <w:r>
-              <w:rPr>
-                <w:sz w:val="18"/>
-              </w:rPr>
-              <w:t>10c</w:t>
-            </w:r>
-          </w:p>
-        </w:tc>
-        <w:tc>
-          <w:tcPr>
-            <w:tcW w:type="dxa" w:w="1814"/>
-            <w:tcBorders>
-              <w:top w:val="single" w:color="94A3B8" w:sz="4"/>
-              <w:left w:val="none"/>
-              <w:bottom w:val="single" w:color="94A3B8" w:sz="4"/>
-              <w:right w:val="none"/>
-            </w:tcBorders>
-          </w:tcPr>
-          <w:p>
-            <w:r/>
-            <w:r>
-              <w:rPr>
-                <w:sz w:val="18"/>
-              </w:rPr>
-              <w:t>For validation, describe the method of performance assessment.</w:t>
-            </w:r>
-          </w:p>
-        </w:tc>
-        <w:tc>
-          <w:tcPr>
-            <w:tcW w:type="dxa" w:w="1814"/>
-            <w:tcBorders>
-              <w:top w:val="single" w:color="94A3B8" w:sz="4"/>
-              <w:left w:val="none"/>
-              <w:bottom w:val="single" w:color="94A3B8" w:sz="4"/>
-              <w:right w:val="none"/>
-            </w:tcBorders>
-          </w:tcPr>
-          <w:p>
-            <w:r/>
-            <w:r>
-              <w:rPr>
-                <w:sz w:val="18"/>
-              </w:rPr>
-              <w:t>Section 3.6, Section 6 (10-fold stratified CV, McNemar test, Bonferroni correction; Table 4–Table 6)</w:t>
-            </w:r>
-          </w:p>
-        </w:tc>
-        <w:tc>
-          <w:tcPr>
-            <w:tcW w:type="dxa" w:w="1814"/>
-            <w:tcBorders>
-              <w:top w:val="single" w:color="94A3B8" w:sz="4"/>
-              <w:left w:val="none"/>
-              <w:bottom w:val="single" w:color="94A3B8" w:sz="4"/>
-              <w:right w:val="none"/>
-            </w:tcBorders>
-          </w:tcPr>
-          <w:p>
-            <w:r/>
-            <w:r>
-              <w:rPr>
-                <w:sz w:val="18"/>
-              </w:rPr>
-              <w:t>✅ Yes</w:t>
-            </w:r>
-          </w:p>
-        </w:tc>
-      </w:tr>
-      <w:tr>
-        <w:tc>
-          <w:tcPr>
-            <w:tcW w:type="dxa" w:w="1814"/>
-            <w:tcBorders>
-              <w:top w:val="single" w:color="94A3B8" w:sz="4"/>
-              <w:left w:val="none"/>
-              <w:bottom w:val="single" w:color="94A3B8" w:sz="4"/>
-              <w:right w:val="none"/>
-            </w:tcBorders>
-          </w:tcPr>
-          <w:p>
-            <w:r/>
-            <w:r>
-              <w:rPr>
-                <w:b/>
-                <w:sz w:val="18"/>
-              </w:rPr>
-              <w:t>Methods — Statistics</w:t>
-            </w:r>
-          </w:p>
-        </w:tc>
-        <w:tc>
-          <w:tcPr>
-            <w:tcW w:type="dxa" w:w="1814"/>
-            <w:tcBorders>
-              <w:top w:val="single" w:color="94A3B8" w:sz="4"/>
-              <w:left w:val="none"/>
-              <w:bottom w:val="single" w:color="94A3B8" w:sz="4"/>
-              <w:right w:val="none"/>
-            </w:tcBorders>
-          </w:tcPr>
-          <w:p>
-            <w:r/>
-            <w:r>
-              <w:rPr>
-                <w:sz w:val="18"/>
-              </w:rPr>
-              <w:t>11</w:t>
-            </w:r>
-          </w:p>
-        </w:tc>
-        <w:tc>
-          <w:tcPr>
-            <w:tcW w:type="dxa" w:w="1814"/>
-            <w:tcBorders>
-              <w:top w:val="single" w:color="94A3B8" w:sz="4"/>
-              <w:left w:val="none"/>
-              <w:bottom w:val="single" w:color="94A3B8" w:sz="4"/>
-              <w:right w:val="none"/>
-            </w:tcBorders>
-          </w:tcPr>
-          <w:p>
-            <w:r/>
-            <w:r>
-              <w:rPr>
-                <w:sz w:val="18"/>
-              </w:rPr>
-              <w:t>Describe all measures used to assess model performance and, if relevant, to compare multiple models.</w:t>
-            </w:r>
-          </w:p>
-        </w:tc>
-        <w:tc>
-          <w:tcPr>
-            <w:tcW w:type="dxa" w:w="1814"/>
-            <w:tcBorders>
-              <w:top w:val="single" w:color="94A3B8" w:sz="4"/>
-              <w:left w:val="none"/>
-              <w:bottom w:val="single" w:color="94A3B8" w:sz="4"/>
-              <w:right w:val="none"/>
-            </w:tcBorders>
-          </w:tcPr>
-          <w:p>
-            <w:r/>
-            <w:r>
-              <w:rPr>
-                <w:sz w:val="18"/>
-              </w:rPr>
-              <w:t>Section 3.6, Section 6 (Accuracy, Balanced Accuracy, ROC-AUC, F1, Precision, Recall, MCC, Brier Score; McNemar pairwise tests reported in Table 5)</w:t>
-            </w:r>
-          </w:p>
-        </w:tc>
-        <w:tc>
-          <w:tcPr>
-            <w:tcW w:type="dxa" w:w="1814"/>
-            <w:tcBorders>
-              <w:top w:val="single" w:color="94A3B8" w:sz="4"/>
-              <w:left w:val="none"/>
-              <w:bottom w:val="single" w:color="94A3B8" w:sz="4"/>
-              <w:right w:val="none"/>
-            </w:tcBorders>
-          </w:tcPr>
-          <w:p>
-            <w:r/>
-            <w:r>
-              <w:rPr>
-                <w:sz w:val="18"/>
-              </w:rPr>
-              <w:t>✅ Yes</w:t>
-            </w:r>
-          </w:p>
-        </w:tc>
-      </w:tr>
-      <w:tr>
-        <w:tc>
-          <w:tcPr>
-            <w:tcW w:type="dxa" w:w="1814"/>
-            <w:tcBorders>
-              <w:top w:val="single" w:color="94A3B8" w:sz="4"/>
-              <w:left w:val="none"/>
-              <w:bottom w:val="single" w:color="94A3B8" w:sz="4"/>
-              <w:right w:val="none"/>
-            </w:tcBorders>
-          </w:tcPr>
-          <w:p>
-            <w:r/>
-            <w:r>
-              <w:rPr>
-                <w:b/>
-                <w:sz w:val="18"/>
-              </w:rPr>
-              <w:t>Results — Participants</w:t>
-            </w:r>
-          </w:p>
-        </w:tc>
-        <w:tc>
-          <w:tcPr>
-            <w:tcW w:type="dxa" w:w="1814"/>
-            <w:tcBorders>
-              <w:top w:val="single" w:color="94A3B8" w:sz="4"/>
-              <w:left w:val="none"/>
-              <w:bottom w:val="single" w:color="94A3B8" w:sz="4"/>
-              <w:right w:val="none"/>
-            </w:tcBorders>
-          </w:tcPr>
-          <w:p>
-            <w:r/>
-            <w:r>
-              <w:rPr>
-                <w:sz w:val="18"/>
-              </w:rPr>
-              <w:t>12</w:t>
-            </w:r>
-          </w:p>
-        </w:tc>
-        <w:tc>
-          <w:tcPr>
-            <w:tcW w:type="dxa" w:w="1814"/>
-            <w:tcBorders>
-              <w:top w:val="single" w:color="94A3B8" w:sz="4"/>
-              <w:left w:val="none"/>
-              <w:bottom w:val="single" w:color="94A3B8" w:sz="4"/>
-              <w:right w:val="none"/>
-            </w:tcBorders>
-          </w:tcPr>
-          <w:p>
-            <w:r/>
-            <w:r>
-              <w:rPr>
-                <w:sz w:val="18"/>
-              </w:rPr>
-              <w:t>Report the number of participants and outcome events in the overall data set and, if applicable, in the development and validation data sets.</w:t>
-            </w:r>
-          </w:p>
-        </w:tc>
-        <w:tc>
-          <w:tcPr>
-            <w:tcW w:type="dxa" w:w="1814"/>
-            <w:tcBorders>
-              <w:top w:val="single" w:color="94A3B8" w:sz="4"/>
-              <w:left w:val="none"/>
-              <w:bottom w:val="single" w:color="94A3B8" w:sz="4"/>
-              <w:right w:val="none"/>
-            </w:tcBorders>
-          </w:tcPr>
-          <w:p>
-            <w:r/>
-            <w:r>
-              <w:rPr>
-                <w:sz w:val="18"/>
-              </w:rPr>
-              <w:t>Section 4.1, Section 6.1 (Table 4: n = 601; High Burnout n = 255; Low/Med n = 346)</w:t>
-            </w:r>
-          </w:p>
-        </w:tc>
-        <w:tc>
-          <w:tcPr>
-            <w:tcW w:type="dxa" w:w="1814"/>
-            <w:tcBorders>
-              <w:top w:val="single" w:color="94A3B8" w:sz="4"/>
-              <w:left w:val="none"/>
-              <w:bottom w:val="single" w:color="94A3B8" w:sz="4"/>
-              <w:right w:val="none"/>
-            </w:tcBorders>
-          </w:tcPr>
-          <w:p>
-            <w:r/>
-            <w:r>
-              <w:rPr>
-                <w:sz w:val="18"/>
-              </w:rPr>
-              <w:t>✅ Yes</w:t>
-            </w:r>
-          </w:p>
-        </w:tc>
-      </w:tr>
-      <w:tr>
-        <w:tc>
-          <w:tcPr>
-            <w:tcW w:type="dxa" w:w="1814"/>
-            <w:tcBorders>
-              <w:top w:val="single" w:color="94A3B8" w:sz="4"/>
-              <w:left w:val="none"/>
-              <w:bottom w:val="single" w:color="94A3B8" w:sz="4"/>
-              <w:right w:val="none"/>
-            </w:tcBorders>
-          </w:tcPr>
-          <w:p>
-            <w:r/>
-          </w:p>
-        </w:tc>
-        <w:tc>
-          <w:tcPr>
-            <w:tcW w:type="dxa" w:w="1814"/>
-            <w:tcBorders>
-              <w:top w:val="single" w:color="94A3B8" w:sz="4"/>
-              <w:left w:val="none"/>
-              <w:bottom w:val="single" w:color="94A3B8" w:sz="4"/>
-              <w:right w:val="none"/>
-            </w:tcBorders>
-          </w:tcPr>
-          <w:p>
-            <w:r/>
-            <w:r>
-              <w:rPr>
-                <w:sz w:val="18"/>
-              </w:rPr>
-              <w:t>13</w:t>
-            </w:r>
-          </w:p>
-        </w:tc>
-        <w:tc>
-          <w:tcPr>
-            <w:tcW w:type="dxa" w:w="1814"/>
-            <w:tcBorders>
-              <w:top w:val="single" w:color="94A3B8" w:sz="4"/>
-              <w:left w:val="none"/>
-              <w:bottom w:val="single" w:color="94A3B8" w:sz="4"/>
-              <w:right w:val="none"/>
-            </w:tcBorders>
-          </w:tcPr>
-          <w:p>
-            <w:r/>
-            <w:r>
-              <w:rPr>
-                <w:sz w:val="18"/>
-              </w:rPr>
-              <w:t>Describe the characteristics of the participants (basic demographics, clinical characteristics) and the distribution of predictors.</w:t>
-            </w:r>
-          </w:p>
-        </w:tc>
-        <w:tc>
-          <w:tcPr>
-            <w:tcW w:type="dxa" w:w="1814"/>
-            <w:tcBorders>
-              <w:top w:val="single" w:color="94A3B8" w:sz="4"/>
-              <w:left w:val="none"/>
-              <w:bottom w:val="single" w:color="94A3B8" w:sz="4"/>
-              <w:right w:val="none"/>
-            </w:tcBorders>
-          </w:tcPr>
-          <w:p>
-            <w:r/>
-            <w:r>
-              <w:rPr>
-                <w:sz w:val="18"/>
-              </w:rPr>
-              <w:t>Section 4 (full EDA: Sections 4.1–4.4), Table 2, Table 3</w:t>
-            </w:r>
-          </w:p>
-        </w:tc>
-        <w:tc>
-          <w:tcPr>
-            <w:tcW w:type="dxa" w:w="1814"/>
-            <w:tcBorders>
-              <w:top w:val="single" w:color="94A3B8" w:sz="4"/>
-              <w:left w:val="none"/>
-              <w:bottom w:val="single" w:color="94A3B8" w:sz="4"/>
-              <w:right w:val="none"/>
-            </w:tcBorders>
-          </w:tcPr>
-          <w:p>
-            <w:r/>
-            <w:r>
-              <w:rPr>
-                <w:sz w:val="18"/>
-              </w:rPr>
-              <w:t>✅ Yes</w:t>
-            </w:r>
-          </w:p>
-        </w:tc>
-      </w:tr>
-      <w:tr>
-        <w:tc>
-          <w:tcPr>
-            <w:tcW w:type="dxa" w:w="1814"/>
-            <w:tcBorders>
-              <w:top w:val="single" w:color="94A3B8" w:sz="4"/>
-              <w:left w:val="none"/>
-              <w:bottom w:val="single" w:color="94A3B8" w:sz="4"/>
-              <w:right w:val="none"/>
-            </w:tcBorders>
-          </w:tcPr>
-          <w:p>
-            <w:r/>
-            <w:r>
-              <w:rPr>
-                <w:b/>
-                <w:sz w:val="18"/>
-              </w:rPr>
-              <w:t>Results — Model Development</w:t>
-            </w:r>
-          </w:p>
-        </w:tc>
-        <w:tc>
-          <w:tcPr>
-            <w:tcW w:type="dxa" w:w="1814"/>
-            <w:tcBorders>
-              <w:top w:val="single" w:color="94A3B8" w:sz="4"/>
-              <w:left w:val="none"/>
-              <w:bottom w:val="single" w:color="94A3B8" w:sz="4"/>
-              <w:right w:val="none"/>
-            </w:tcBorders>
-          </w:tcPr>
-          <w:p>
-            <w:r/>
-            <w:r>
-              <w:rPr>
-                <w:sz w:val="18"/>
-              </w:rPr>
-              <w:t>14a</w:t>
-            </w:r>
-          </w:p>
-        </w:tc>
-        <w:tc>
-          <w:tcPr>
-            <w:tcW w:type="dxa" w:w="1814"/>
-            <w:tcBorders>
-              <w:top w:val="single" w:color="94A3B8" w:sz="4"/>
-              <w:left w:val="none"/>
-              <w:bottom w:val="single" w:color="94A3B8" w:sz="4"/>
-              <w:right w:val="none"/>
-            </w:tcBorders>
-          </w:tcPr>
-          <w:p>
-            <w:r/>
-            <w:r>
-              <w:rPr>
-                <w:sz w:val="18"/>
-              </w:rPr>
-              <w:t>Specify the number of participants and outcome events in each analysis.</w:t>
-            </w:r>
-          </w:p>
-        </w:tc>
-        <w:tc>
-          <w:tcPr>
-            <w:tcW w:type="dxa" w:w="1814"/>
-            <w:tcBorders>
-              <w:top w:val="single" w:color="94A3B8" w:sz="4"/>
-              <w:left w:val="none"/>
-              <w:bottom w:val="single" w:color="94A3B8" w:sz="4"/>
-              <w:right w:val="none"/>
-            </w:tcBorders>
-          </w:tcPr>
-          <w:p>
-            <w:r/>
-            <w:r>
-              <w:rPr>
-                <w:sz w:val="18"/>
-              </w:rPr>
-              <w:t>Section 6.1, Table 4</w:t>
-            </w:r>
-          </w:p>
-        </w:tc>
-        <w:tc>
-          <w:tcPr>
-            <w:tcW w:type="dxa" w:w="1814"/>
-            <w:tcBorders>
-              <w:top w:val="single" w:color="94A3B8" w:sz="4"/>
-              <w:left w:val="none"/>
-              <w:bottom w:val="single" w:color="94A3B8" w:sz="4"/>
-              <w:right w:val="none"/>
-            </w:tcBorders>
-          </w:tcPr>
-          <w:p>
-            <w:r/>
-            <w:r>
-              <w:rPr>
-                <w:sz w:val="18"/>
-              </w:rPr>
-              <w:t>✅ Yes</w:t>
-            </w:r>
-          </w:p>
-        </w:tc>
-      </w:tr>
-      <w:tr>
-        <w:tc>
-          <w:tcPr>
-            <w:tcW w:type="dxa" w:w="1814"/>
-            <w:tcBorders>
-              <w:top w:val="single" w:color="94A3B8" w:sz="4"/>
-              <w:left w:val="none"/>
-              <w:bottom w:val="single" w:color="94A3B8" w:sz="4"/>
-              <w:right w:val="none"/>
-            </w:tcBorders>
-          </w:tcPr>
-          <w:p>
-            <w:r/>
-          </w:p>
-        </w:tc>
-        <w:tc>
-          <w:tcPr>
-            <w:tcW w:type="dxa" w:w="1814"/>
-            <w:tcBorders>
-              <w:top w:val="single" w:color="94A3B8" w:sz="4"/>
-              <w:left w:val="none"/>
-              <w:bottom w:val="single" w:color="94A3B8" w:sz="4"/>
-              <w:right w:val="none"/>
-            </w:tcBorders>
-          </w:tcPr>
-          <w:p>
-            <w:r/>
-            <w:r>
-              <w:rPr>
-                <w:sz w:val="18"/>
-              </w:rPr>
-              <w:t>14b</w:t>
-            </w:r>
-          </w:p>
-        </w:tc>
-        <w:tc>
-          <w:tcPr>
-            <w:tcW w:type="dxa" w:w="1814"/>
-            <w:tcBorders>
-              <w:top w:val="single" w:color="94A3B8" w:sz="4"/>
-              <w:left w:val="none"/>
-              <w:bottom w:val="single" w:color="94A3B8" w:sz="4"/>
-              <w:right w:val="none"/>
-            </w:tcBorders>
-          </w:tcPr>
-          <w:p>
-            <w:r/>
-            <w:r>
-              <w:rPr>
-                <w:sz w:val="18"/>
-              </w:rPr>
-              <w:t>If done, report the results from any model selection procedure.</w:t>
-            </w:r>
-          </w:p>
-        </w:tc>
-        <w:tc>
-          <w:tcPr>
-            <w:tcW w:type="dxa" w:w="1814"/>
-            <w:tcBorders>
-              <w:top w:val="single" w:color="94A3B8" w:sz="4"/>
-              <w:left w:val="none"/>
-              <w:bottom w:val="single" w:color="94A3B8" w:sz="4"/>
-              <w:right w:val="none"/>
-            </w:tcBorders>
-          </w:tcPr>
-          <w:p>
-            <w:r/>
-            <w:r>
-              <w:rPr>
-                <w:sz w:val="18"/>
-              </w:rPr>
-              <w:t>Section 3.6 (all 10 models benchmarked; champion model selected by Accuracy+AUC; nested CV hyperparameter tuning described)</w:t>
-            </w:r>
-          </w:p>
-        </w:tc>
-        <w:tc>
-          <w:tcPr>
-            <w:tcW w:type="dxa" w:w="1814"/>
-            <w:tcBorders>
-              <w:top w:val="single" w:color="94A3B8" w:sz="4"/>
-              <w:left w:val="none"/>
-              <w:bottom w:val="single" w:color="94A3B8" w:sz="4"/>
-              <w:right w:val="none"/>
-            </w:tcBorders>
-          </w:tcPr>
-          <w:p>
-            <w:r/>
-            <w:r>
-              <w:rPr>
-                <w:sz w:val="18"/>
-              </w:rPr>
-              <w:t>✅ Yes</w:t>
-            </w:r>
-          </w:p>
-        </w:tc>
-      </w:tr>
-      <w:tr>
-        <w:tc>
-          <w:tcPr>
-            <w:tcW w:type="dxa" w:w="1814"/>
-            <w:tcBorders>
-              <w:top w:val="single" w:color="94A3B8" w:sz="4"/>
-              <w:left w:val="none"/>
-              <w:bottom w:val="single" w:color="94A3B8" w:sz="4"/>
-              <w:right w:val="none"/>
-            </w:tcBorders>
-          </w:tcPr>
-          <w:p>
-            <w:r/>
-          </w:p>
-        </w:tc>
-        <w:tc>
-          <w:tcPr>
-            <w:tcW w:type="dxa" w:w="1814"/>
-            <w:tcBorders>
-              <w:top w:val="single" w:color="94A3B8" w:sz="4"/>
-              <w:left w:val="none"/>
-              <w:bottom w:val="single" w:color="94A3B8" w:sz="4"/>
-              <w:right w:val="none"/>
-            </w:tcBorders>
-          </w:tcPr>
-          <w:p>
-            <w:r/>
-            <w:r>
-              <w:rPr>
-                <w:sz w:val="18"/>
-              </w:rPr>
-              <w:t>15</w:t>
-            </w:r>
-          </w:p>
-        </w:tc>
-        <w:tc>
-          <w:tcPr>
-            <w:tcW w:type="dxa" w:w="1814"/>
-            <w:tcBorders>
-              <w:top w:val="single" w:color="94A3B8" w:sz="4"/>
-              <w:left w:val="none"/>
-              <w:bottom w:val="single" w:color="94A3B8" w:sz="4"/>
-              <w:right w:val="none"/>
-            </w:tcBorders>
-          </w:tcPr>
-          <w:p>
-            <w:r/>
-            <w:r>
-              <w:rPr>
-                <w:sz w:val="18"/>
-              </w:rPr>
-              <w:t>Present the full prediction model to allow predictions for individuals (i.e., all regression coefficients, and model intercept or baseline survival at a given time point).</w:t>
-            </w:r>
-          </w:p>
-        </w:tc>
-        <w:tc>
-          <w:tcPr>
-            <w:tcW w:type="dxa" w:w="1814"/>
-            <w:tcBorders>
-              <w:top w:val="single" w:color="94A3B8" w:sz="4"/>
-              <w:left w:val="none"/>
-              <w:bottom w:val="single" w:color="94A3B8" w:sz="4"/>
-              <w:right w:val="none"/>
-            </w:tcBorders>
-          </w:tcPr>
-          <w:p>
-            <w:r/>
-            <w:r>
-              <w:rPr>
-                <w:sz w:val="18"/>
-              </w:rPr>
-              <w:t xml:space="preserve">Section 7 (SHAP global feature importance Table 7a, SHAP local attributions Figure 6); the full trained Random Forest model is available at the GitHub repository. </w:t>
-            </w:r>
-            <w:r>
-              <w:rPr>
-                <w:i/>
-                <w:sz w:val="18"/>
-              </w:rPr>
-              <w:t>Note: For tree-ensemble models, the equivalent of regression coefficients is the full SHAP value decomposition, which is reported in Table 7a and Figure 6.</w:t>
-            </w:r>
-          </w:p>
-        </w:tc>
-        <w:tc>
-          <w:tcPr>
-            <w:tcW w:type="dxa" w:w="1814"/>
-            <w:tcBorders>
-              <w:top w:val="single" w:color="94A3B8" w:sz="4"/>
-              <w:left w:val="none"/>
-              <w:bottom w:val="single" w:color="94A3B8" w:sz="4"/>
-              <w:right w:val="none"/>
-            </w:tcBorders>
-          </w:tcPr>
-          <w:p>
-            <w:r/>
-            <w:r>
-              <w:rPr>
-                <w:sz w:val="18"/>
-              </w:rPr>
-              <w:t>✅ Yes</w:t>
-            </w:r>
-          </w:p>
-        </w:tc>
-      </w:tr>
-      <w:tr>
-        <w:tc>
-          <w:tcPr>
-            <w:tcW w:type="dxa" w:w="1814"/>
-            <w:tcBorders>
-              <w:top w:val="single" w:color="94A3B8" w:sz="4"/>
-              <w:left w:val="none"/>
-              <w:bottom w:val="single" w:color="94A3B8" w:sz="4"/>
-              <w:right w:val="none"/>
-            </w:tcBorders>
-          </w:tcPr>
-          <w:p>
-            <w:r/>
-          </w:p>
-        </w:tc>
-        <w:tc>
-          <w:tcPr>
-            <w:tcW w:type="dxa" w:w="1814"/>
-            <w:tcBorders>
-              <w:top w:val="single" w:color="94A3B8" w:sz="4"/>
-              <w:left w:val="none"/>
-              <w:bottom w:val="single" w:color="94A3B8" w:sz="4"/>
-              <w:right w:val="none"/>
-            </w:tcBorders>
-          </w:tcPr>
-          <w:p>
-            <w:r/>
-            <w:r>
-              <w:rPr>
-                <w:sz w:val="18"/>
-              </w:rPr>
-              <w:t>16</w:t>
-            </w:r>
-          </w:p>
-        </w:tc>
-        <w:tc>
-          <w:tcPr>
-            <w:tcW w:type="dxa" w:w="1814"/>
-            <w:tcBorders>
-              <w:top w:val="single" w:color="94A3B8" w:sz="4"/>
-              <w:left w:val="none"/>
-              <w:bottom w:val="single" w:color="94A3B8" w:sz="4"/>
-              <w:right w:val="none"/>
-            </w:tcBorders>
-          </w:tcPr>
-          <w:p>
-            <w:r/>
-            <w:r>
-              <w:rPr>
-                <w:sz w:val="18"/>
-              </w:rPr>
-              <w:t>Report performance measures of the prediction model.</w:t>
-            </w:r>
-          </w:p>
-        </w:tc>
-        <w:tc>
-          <w:tcPr>
-            <w:tcW w:type="dxa" w:w="1814"/>
-            <w:tcBorders>
-              <w:top w:val="single" w:color="94A3B8" w:sz="4"/>
-              <w:left w:val="none"/>
-              <w:bottom w:val="single" w:color="94A3B8" w:sz="4"/>
-              <w:right w:val="none"/>
-            </w:tcBorders>
-          </w:tcPr>
-          <w:p>
-            <w:r/>
-            <w:r>
-              <w:rPr>
-                <w:sz w:val="18"/>
-              </w:rPr>
-              <w:t>Section 6.1 (Table 4: 10-fold CV metrics for all models); Section 6.2 (confusion matrix analysis, threshold calibration)</w:t>
-            </w:r>
-          </w:p>
-        </w:tc>
-        <w:tc>
-          <w:tcPr>
-            <w:tcW w:type="dxa" w:w="1814"/>
-            <w:tcBorders>
-              <w:top w:val="single" w:color="94A3B8" w:sz="4"/>
-              <w:left w:val="none"/>
-              <w:bottom w:val="single" w:color="94A3B8" w:sz="4"/>
-              <w:right w:val="none"/>
-            </w:tcBorders>
-          </w:tcPr>
-          <w:p>
-            <w:r/>
-            <w:r>
-              <w:rPr>
-                <w:sz w:val="18"/>
-              </w:rPr>
-              <w:t>✅ Yes</w:t>
-            </w:r>
-          </w:p>
-        </w:tc>
-      </w:tr>
-      <w:tr>
-        <w:tc>
-          <w:tcPr>
-            <w:tcW w:type="dxa" w:w="1814"/>
-            <w:tcBorders>
-              <w:top w:val="single" w:color="94A3B8" w:sz="4"/>
-              <w:left w:val="none"/>
-              <w:bottom w:val="single" w:color="94A3B8" w:sz="4"/>
-              <w:right w:val="none"/>
-            </w:tcBorders>
-          </w:tcPr>
-          <w:p>
-            <w:r/>
-            <w:r>
-              <w:rPr>
-                <w:b/>
-                <w:sz w:val="18"/>
-              </w:rPr>
-              <w:t>Discussion</w:t>
-            </w:r>
-          </w:p>
-        </w:tc>
-        <w:tc>
-          <w:tcPr>
-            <w:tcW w:type="dxa" w:w="1814"/>
-            <w:tcBorders>
-              <w:top w:val="single" w:color="94A3B8" w:sz="4"/>
-              <w:left w:val="none"/>
-              <w:bottom w:val="single" w:color="94A3B8" w:sz="4"/>
-              <w:right w:val="none"/>
-            </w:tcBorders>
-          </w:tcPr>
-          <w:p>
-            <w:r/>
-            <w:r>
-              <w:rPr>
-                <w:sz w:val="18"/>
-              </w:rPr>
-              <w:t>17</w:t>
-            </w:r>
-          </w:p>
-        </w:tc>
-        <w:tc>
-          <w:tcPr>
-            <w:tcW w:type="dxa" w:w="1814"/>
-            <w:tcBorders>
-              <w:top w:val="single" w:color="94A3B8" w:sz="4"/>
-              <w:left w:val="none"/>
-              <w:bottom w:val="single" w:color="94A3B8" w:sz="4"/>
-              <w:right w:val="none"/>
-            </w:tcBorders>
-          </w:tcPr>
-          <w:p>
-            <w:r/>
-            <w:r>
-              <w:rPr>
-                <w:sz w:val="18"/>
-              </w:rPr>
-              <w:t>Discuss the limitations of the study (e.g., nonrepresentative sample, few events per variable, missing data).</w:t>
-            </w:r>
-          </w:p>
-        </w:tc>
-        <w:tc>
-          <w:tcPr>
-            <w:tcW w:type="dxa" w:w="1814"/>
-            <w:tcBorders>
-              <w:top w:val="single" w:color="94A3B8" w:sz="4"/>
-              <w:left w:val="none"/>
-              <w:bottom w:val="single" w:color="94A3B8" w:sz="4"/>
-              <w:right w:val="none"/>
-            </w:tcBorders>
-          </w:tcPr>
-          <w:p>
-            <w:r/>
-            <w:r>
-              <w:rPr>
-                <w:sz w:val="18"/>
-              </w:rPr>
-              <w:t>Section 10 (full limitations section: single-item criterion, cross-sectional design, convenience sampling, geographic concentration, pseudo-external validation only, absence of pre-registration)</w:t>
-            </w:r>
-          </w:p>
-        </w:tc>
-        <w:tc>
-          <w:tcPr>
-            <w:tcW w:type="dxa" w:w="1814"/>
-            <w:tcBorders>
-              <w:top w:val="single" w:color="94A3B8" w:sz="4"/>
-              <w:left w:val="none"/>
-              <w:bottom w:val="single" w:color="94A3B8" w:sz="4"/>
-              <w:right w:val="none"/>
-            </w:tcBorders>
-          </w:tcPr>
-          <w:p>
-            <w:r/>
-            <w:r>
-              <w:rPr>
-                <w:sz w:val="18"/>
-              </w:rPr>
-              <w:t>✅ Yes</w:t>
-            </w:r>
-          </w:p>
-        </w:tc>
-      </w:tr>
-      <w:tr>
-        <w:tc>
-          <w:tcPr>
-            <w:tcW w:type="dxa" w:w="1814"/>
-            <w:tcBorders>
-              <w:top w:val="single" w:color="94A3B8" w:sz="4"/>
-              <w:left w:val="none"/>
-              <w:bottom w:val="single" w:color="94A3B8" w:sz="4"/>
-              <w:right w:val="none"/>
-            </w:tcBorders>
-          </w:tcPr>
-          <w:p>
-            <w:r/>
-            <w:r>
-              <w:rPr>
-                <w:b/>
-                <w:sz w:val="18"/>
-              </w:rPr>
-              <w:t>Other Information</w:t>
-            </w:r>
-          </w:p>
-        </w:tc>
-        <w:tc>
-          <w:tcPr>
-            <w:tcW w:type="dxa" w:w="1814"/>
-            <w:tcBorders>
-              <w:top w:val="single" w:color="94A3B8" w:sz="4"/>
-              <w:left w:val="none"/>
-              <w:bottom w:val="single" w:color="94A3B8" w:sz="4"/>
-              <w:right w:val="none"/>
-            </w:tcBorders>
-          </w:tcPr>
-          <w:p>
-            <w:r/>
-            <w:r>
-              <w:rPr>
-                <w:sz w:val="18"/>
-              </w:rPr>
-              <w:t>18</w:t>
-            </w:r>
-          </w:p>
-        </w:tc>
-        <w:tc>
-          <w:tcPr>
-            <w:tcW w:type="dxa" w:w="1814"/>
-            <w:tcBorders>
-              <w:top w:val="single" w:color="94A3B8" w:sz="4"/>
-              <w:left w:val="none"/>
-              <w:bottom w:val="single" w:color="94A3B8" w:sz="4"/>
-              <w:right w:val="none"/>
-            </w:tcBorders>
-          </w:tcPr>
-          <w:p>
-            <w:r/>
-            <w:r>
-              <w:rPr>
-                <w:sz w:val="18"/>
-              </w:rPr>
-              <w:t>Provide information about funding sources and the role of the funders for the present study.</w:t>
-            </w:r>
-          </w:p>
-        </w:tc>
-        <w:tc>
-          <w:tcPr>
-            <w:tcW w:type="dxa" w:w="1814"/>
-            <w:tcBorders>
-              <w:top w:val="single" w:color="94A3B8" w:sz="4"/>
-              <w:left w:val="none"/>
-              <w:bottom w:val="single" w:color="94A3B8" w:sz="4"/>
-              <w:right w:val="none"/>
-            </w:tcBorders>
-          </w:tcPr>
-          <w:p>
-            <w:r/>
-            <w:r>
-              <w:rPr>
-                <w:i/>
-                <w:sz w:val="18"/>
-              </w:rPr>
-              <w:t>To be added to final manuscript:</w:t>
-            </w:r>
-            <w:r>
-              <w:rPr>
-                <w:sz w:val="18"/>
-              </w:rPr>
-              <w:t xml:space="preserve"> This research received no external funding. The study was conducted as part of the academic research activities of the Department of Computer Science and Engineering, Presidency University.</w:t>
-            </w:r>
-          </w:p>
-        </w:tc>
-        <w:tc>
-          <w:tcPr>
-            <w:tcW w:type="dxa" w:w="1814"/>
-            <w:tcBorders>
-              <w:top w:val="single" w:color="94A3B8" w:sz="4"/>
-              <w:left w:val="none"/>
-              <w:bottom w:val="single" w:color="94A3B8" w:sz="4"/>
-              <w:right w:val="none"/>
-            </w:tcBorders>
-          </w:tcPr>
-          <w:p>
-            <w:r/>
-            <w:r>
-              <w:rPr>
-                <w:sz w:val="18"/>
-              </w:rPr>
-              <w:t>⚠️ To Add</w:t>
-            </w:r>
-          </w:p>
-        </w:tc>
-      </w:tr>
-      <w:tr>
-        <w:tc>
-          <w:tcPr>
-            <w:tcW w:type="dxa" w:w="1814"/>
-            <w:tcBorders>
-              <w:top w:val="single" w:color="94A3B8" w:sz="4"/>
-              <w:left w:val="none"/>
-              <w:bottom w:val="single" w:color="94A3B8" w:sz="4"/>
-              <w:right w:val="none"/>
-            </w:tcBorders>
-          </w:tcPr>
-          <w:p>
-            <w:r/>
-          </w:p>
-        </w:tc>
-        <w:tc>
-          <w:tcPr>
-            <w:tcW w:type="dxa" w:w="1814"/>
-            <w:tcBorders>
-              <w:top w:val="single" w:color="94A3B8" w:sz="4"/>
-              <w:left w:val="none"/>
-              <w:bottom w:val="single" w:color="94A3B8" w:sz="4"/>
-              <w:right w:val="none"/>
-            </w:tcBorders>
-          </w:tcPr>
-          <w:p>
-            <w:r/>
-            <w:r>
-              <w:rPr>
-                <w:sz w:val="18"/>
-              </w:rPr>
-              <w:t>19</w:t>
-            </w:r>
-          </w:p>
-        </w:tc>
-        <w:tc>
-          <w:tcPr>
-            <w:tcW w:type="dxa" w:w="1814"/>
-            <w:tcBorders>
-              <w:top w:val="single" w:color="94A3B8" w:sz="4"/>
-              <w:left w:val="none"/>
-              <w:bottom w:val="single" w:color="94A3B8" w:sz="4"/>
-              <w:right w:val="none"/>
-            </w:tcBorders>
-          </w:tcPr>
-          <w:p>
-            <w:r/>
-            <w:r>
-              <w:rPr>
-                <w:sz w:val="18"/>
-              </w:rPr>
-              <w:t>Provide supplementary information (e.g., study protocol, statistical analysis plan, or patient consent forms).</w:t>
-            </w:r>
-          </w:p>
-        </w:tc>
-        <w:tc>
-          <w:tcPr>
-            <w:tcW w:type="dxa" w:w="1814"/>
-            <w:tcBorders>
-              <w:top w:val="single" w:color="94A3B8" w:sz="4"/>
-              <w:left w:val="none"/>
-              <w:bottom w:val="single" w:color="94A3B8" w:sz="4"/>
-              <w:right w:val="none"/>
-            </w:tcBorders>
-          </w:tcPr>
-          <w:p>
-            <w:r/>
-            <w:r>
-              <w:rPr>
-                <w:sz w:val="18"/>
-              </w:rPr>
-              <w:t>Supplementary Material S1 (Interview Guide), S2 (COREQ Checklist), S3 (TRIPOD Checklist) — GitHub repository link provided in Section 3.4.</w:t>
-            </w:r>
-          </w:p>
-        </w:tc>
-        <w:tc>
-          <w:tcPr>
-            <w:tcW w:type="dxa" w:w="1814"/>
-            <w:tcBorders>
-              <w:top w:val="single" w:color="94A3B8" w:sz="4"/>
-              <w:left w:val="none"/>
-              <w:bottom w:val="single" w:color="94A3B8" w:sz="4"/>
-              <w:right w:val="none"/>
-            </w:tcBorders>
-          </w:tcPr>
-          <w:p>
-            <w:r/>
-            <w:r>
-              <w:rPr>
-                <w:sz w:val="18"/>
-              </w:rPr>
-              <w:t>✅ Yes</w:t>
-            </w:r>
-          </w:p>
-        </w:tc>
-      </w:tr>
-    </w:tbl>
+    <w:p/>
+    <w:p/>
     <w:p>
-      <w:pPr>
-        <w:spacing w:after="120"/>
-      </w:pPr>
-    </w:p>
-    <w:p>
-      <w:pPr>
-        <w:spacing w:after="80" w:line="276" w:lineRule="auto"/>
-        <w:ind w:left="504" w:right="288"/>
-      </w:pPr>
       <w:r>
-        <w:rPr>
-          <w:b/>
-          <w:color w:val="3C5078"/>
-        </w:rPr>
-        <w:t>⚠️ Action Required for Item 18:</w:t>
-      </w:r>
-      <w:r>
-        <w:rPr>
-          <w:color w:val="3C5078"/>
-        </w:rPr>
-        <w:t xml:space="preserve"> Add the following sentence to the manuscript (Acknowledgements section or footnote): </w:t>
-      </w:r>
-      <w:r>
-        <w:rPr>
-          <w:i/>
-          <w:color w:val="3C5078"/>
-        </w:rPr>
-        <w:t>"This research received no specific grant from any funding agency in the public, commercial, or not-for-profit sectors. The study was conducted as part of independent academic research activities."</w:t>
+        <w:t>&gt; ⚠️ Action Required for Item 18: Add the following sentence to the manuscript (Acknowledgements section or footnote): *"This research received no specific grant from any funding agency in the public, commercial, or not-for-profit sectors. The study was conducted as part of independent academic research activities."*</w:t>
       </w:r>
     </w:p>
+    <w:p/>
     <w:p>
-      <w:pPr>
-        <w:pBdr>
-          <w:bottom w:val="single" w:sz="6" w:space="1" w:color="C0C0C0"/>
-        </w:pBdr>
-        <w:spacing w:after="80"/>
-      </w:pPr>
+      <w:r>
+        <w:t>____________________________________________________________</w:t>
+      </w:r>
     </w:p>
+    <w:p/>
     <w:p>
       <w:pPr>
         <w:pStyle w:val="Heading2"/>
-        <w:spacing w:before="240" w:after="80"/>
       </w:pPr>
       <w:r>
-        <w:rPr>
-          <w:color w:val="1E3A8A"/>
-        </w:rPr>
         <w:t>Explanatory Notes on Key Items</w:t>
       </w:r>
     </w:p>
+    <w:p/>
     <w:p>
       <w:pPr>
         <w:pStyle w:val="Heading3"/>
-        <w:spacing w:before="200" w:after="60"/>
       </w:pPr>
       <w:r>
-        <w:rPr>
-          <w:color w:val="047857"/>
-        </w:rPr>
         <w:t>Item 10b — Model Building Procedure</w:t>
       </w:r>
     </w:p>
     <w:p>
-      <w:pPr>
-        <w:spacing w:after="100" w:line="276" w:lineRule="auto"/>
-      </w:pPr>
       <w:r>
-        <w:t xml:space="preserve">Ten classification models were evaluated: Logistic Regression, Decision Tree, Random Forest, Extra Trees, Gradient Boosting, XGBoost, LightGBM, CatBoost, Support Vector Machine, and Multi-layer Perceptron, plus a Soft Voting Ensemble. Hyperparameter tuning was performed via nested 10-fold outer / 5-fold inner cross-validation using </w:t>
-      </w:r>
-      <w:r>
-        <w:rPr>
-          <w:rFonts w:ascii="Consolas" w:hAnsi="Consolas"/>
-        </w:rPr>
-        <w:t>GridSearchCV</w:t>
-      </w:r>
-      <w:r>
-        <w:t xml:space="preserve"> on the top models. All pipelines were implemented in scikit-learn with </w:t>
-      </w:r>
-      <w:r>
-        <w:rPr>
-          <w:rFonts w:ascii="Consolas" w:hAnsi="Consolas"/>
-        </w:rPr>
-        <w:t>ColumnTransformer</w:t>
-      </w:r>
-      <w:r>
-        <w:t xml:space="preserve"> preprocessing to prevent data leakage.</w:t>
+        <w:t>Ten classification models were evaluated: Logistic Regression, Decision Tree, Random Forest, Extra Trees, Gradient Boosting, XGBoost, LightGBM, CatBoost, Support Vector Machine, and Multi-layer Perceptron, plus a Soft Voting Ensemble. Hyperparameter tuning was performed via nested 10-fold outer / 5-fold inner cross-validation using `GridSearchCV` on the top models. All pipelines were implemented in scikit-learn with `ColumnTransformer` preprocessing to prevent data leakage.</w:t>
       </w:r>
     </w:p>
+    <w:p/>
     <w:p>
       <w:pPr>
         <w:pStyle w:val="Heading3"/>
-        <w:spacing w:before="200" w:after="60"/>
       </w:pPr>
       <w:r>
-        <w:rPr>
-          <w:color w:val="047857"/>
-        </w:rPr>
         <w:t>Item 15 — Full Prediction Model</w:t>
       </w:r>
     </w:p>
     <w:p>
-      <w:pPr>
-        <w:spacing w:after="100" w:line="276" w:lineRule="auto"/>
-      </w:pPr>
       <w:r>
-        <w:t xml:space="preserve">For tree-ensemble models, SHAP (SHapley Additive exPlanations) values represent the functionally equivalent construct to regression coefficients, providing both global feature importance (Table 7a) and individual-level attributions (Figure 6). The full trained Random Forest model (serialised in </w:t>
-      </w:r>
-      <w:r>
-        <w:rPr>
-          <w:rFonts w:ascii="Consolas" w:hAnsi="Consolas"/>
-        </w:rPr>
-        <w:t>.pkl</w:t>
-      </w:r>
-      <w:r>
-        <w:t xml:space="preserve"> format), all pipeline components, and SHAP explainer objects are publicly available at: https://github.com/rifatmiah92/student-burnout-ml-mixed-methods</w:t>
+        <w:t>For tree-ensemble models, SHAP (SHapley Additive exPlanations) values represent the functionally equivalent construct to regression coefficients, providing both global feature importance (Table 7a) and individual-level attributions (Figure 6). The full trained Random Forest model (serialised in `.pkl` format), all pipeline components, and SHAP explainer objects are publicly available at: https://github.com/rifatmiah92/student-burnout-ml-mixed-methods</w:t>
       </w:r>
     </w:p>
+    <w:p/>
     <w:p>
       <w:pPr>
         <w:pStyle w:val="Heading3"/>
-        <w:spacing w:before="200" w:after="60"/>
       </w:pPr>
       <w:r>
-        <w:rPr>
-          <w:color w:val="047857"/>
-        </w:rPr>
         <w:t>Item 16 — Performance Measures</w:t>
       </w:r>
     </w:p>
     <w:p>
-      <w:pPr>
-        <w:spacing w:after="100" w:line="276" w:lineRule="auto"/>
-      </w:pPr>
       <w:r>
         <w:t>Primary metrics: Accuracy, Balanced Accuracy, ROC-AUC, Macro-F1, Precision, Recall, Matthews Correlation Coefficient (MCC), Brier Score. All reported as mean ± SD across 10 folds. Pairwise McNemar tests with Bonferroni correction performed for all model comparisons.</w:t>
       </w:r>
     </w:p>
+    <w:p/>
     <w:p>
-      <w:pPr>
-        <w:pBdr>
-          <w:bottom w:val="single" w:sz="6" w:space="1" w:color="C0C0C0"/>
-        </w:pBdr>
-        <w:spacing w:after="80"/>
-      </w:pPr>
+      <w:r>
+        <w:t>____________________________________________________________</w:t>
+      </w:r>
     </w:p>
+    <w:p/>
     <w:p>
       <w:pPr>
         <w:pStyle w:val="Heading2"/>
-        <w:spacing w:before="240" w:after="80"/>
       </w:pPr>
       <w:r>
-        <w:rPr>
-          <w:color w:val="1E3A8A"/>
-        </w:rPr>
         <w:t>TRIPOD Compliance Summary</w:t>
       </w:r>
     </w:p>
-    <w:tbl>
-      <w:tblPr>
-        <w:tblW w:type="auto" w:w="0"/>
-        <w:jc w:val="center"/>
-        <w:tblLook w:firstColumn="1" w:firstRow="1" w:lastColumn="0" w:lastRow="0" w:noHBand="0" w:noVBand="1" w:val="04A0"/>
-      </w:tblPr>
-      <w:tblGrid>
-        <w:gridCol w:w="2268"/>
-        <w:gridCol w:w="2268"/>
-        <w:gridCol w:w="2268"/>
-        <w:gridCol w:w="2268"/>
-      </w:tblGrid>
-      <w:tr>
-        <w:tc>
-          <w:tcPr>
-            <w:tcW w:type="dxa" w:w="2268"/>
-            <w:tcBorders>
-              <w:top w:val="single" w:color="94A3B8" w:sz="4"/>
-              <w:left w:val="none"/>
-              <w:bottom w:val="single" w:color="94A3B8" w:sz="4"/>
-              <w:right w:val="none"/>
-            </w:tcBorders>
-            <w:shd w:val="clear" w:color="auto" w:fill="065F46"/>
-          </w:tcPr>
-          <w:p>
-            <w:pPr>
-              <w:jc w:val="left"/>
-            </w:pPr>
-            <w:r>
-              <w:rPr>
-                <w:b/>
-                <w:color w:val="FFFFFF"/>
-              </w:rPr>
-            </w:r>
-            <w:r>
-              <w:rPr>
-                <w:b/>
-                <w:color w:val="FFFFFF"/>
-              </w:rPr>
-              <w:t>Section</w:t>
-            </w:r>
-          </w:p>
-        </w:tc>
-        <w:tc>
-          <w:tcPr>
-            <w:tcW w:type="dxa" w:w="2268"/>
-            <w:tcBorders>
-              <w:top w:val="single" w:color="94A3B8" w:sz="4"/>
-              <w:left w:val="none"/>
-              <w:bottom w:val="single" w:color="94A3B8" w:sz="4"/>
-              <w:right w:val="none"/>
-            </w:tcBorders>
-            <w:shd w:val="clear" w:color="auto" w:fill="065F46"/>
-          </w:tcPr>
-          <w:p>
-            <w:pPr>
-              <w:jc w:val="left"/>
-            </w:pPr>
-            <w:r>
-              <w:rPr>
-                <w:b/>
-                <w:color w:val="FFFFFF"/>
-              </w:rPr>
-            </w:r>
-            <w:r>
-              <w:rPr>
-                <w:b/>
-                <w:color w:val="FFFFFF"/>
-              </w:rPr>
-              <w:t>Items</w:t>
-            </w:r>
-          </w:p>
-        </w:tc>
-        <w:tc>
-          <w:tcPr>
-            <w:tcW w:type="dxa" w:w="2268"/>
-            <w:tcBorders>
-              <w:top w:val="single" w:color="94A3B8" w:sz="4"/>
-              <w:left w:val="none"/>
-              <w:bottom w:val="single" w:color="94A3B8" w:sz="4"/>
-              <w:right w:val="none"/>
-            </w:tcBorders>
-            <w:shd w:val="clear" w:color="auto" w:fill="065F46"/>
-          </w:tcPr>
-          <w:p>
-            <w:pPr>
-              <w:jc w:val="left"/>
-            </w:pPr>
-            <w:r>
-              <w:rPr>
-                <w:b/>
-                <w:color w:val="FFFFFF"/>
-              </w:rPr>
-            </w:r>
-            <w:r>
-              <w:rPr>
-                <w:b/>
-                <w:color w:val="FFFFFF"/>
-              </w:rPr>
-              <w:t>Compliant</w:t>
-            </w:r>
-          </w:p>
-        </w:tc>
-        <w:tc>
-          <w:tcPr>
-            <w:tcW w:type="dxa" w:w="2268"/>
-            <w:tcBorders>
-              <w:top w:val="single" w:color="94A3B8" w:sz="4"/>
-              <w:left w:val="none"/>
-              <w:bottom w:val="single" w:color="94A3B8" w:sz="4"/>
-              <w:right w:val="none"/>
-            </w:tcBorders>
-            <w:shd w:val="clear" w:color="auto" w:fill="065F46"/>
-          </w:tcPr>
-          <w:p>
-            <w:pPr>
-              <w:jc w:val="left"/>
-            </w:pPr>
-            <w:r>
-              <w:rPr>
-                <w:b/>
-                <w:color w:val="FFFFFF"/>
-              </w:rPr>
-            </w:r>
-            <w:r>
-              <w:rPr>
-                <w:b/>
-                <w:color w:val="FFFFFF"/>
-              </w:rPr>
-              <w:t>Partial/Action Required</w:t>
-            </w:r>
-          </w:p>
-        </w:tc>
-      </w:tr>
-      <w:tr>
-        <w:tc>
-          <w:tcPr>
-            <w:tcW w:type="dxa" w:w="2268"/>
-            <w:tcBorders>
-              <w:top w:val="single" w:color="94A3B8" w:sz="4"/>
-              <w:left w:val="none"/>
-              <w:bottom w:val="single" w:color="94A3B8" w:sz="4"/>
-              <w:right w:val="none"/>
-            </w:tcBorders>
-          </w:tcPr>
-          <w:p>
-            <w:r/>
-            <w:r>
-              <w:rPr>
-                <w:sz w:val="18"/>
-              </w:rPr>
-              <w:t>Title &amp; Abstract</w:t>
-            </w:r>
-          </w:p>
-        </w:tc>
-        <w:tc>
-          <w:tcPr>
-            <w:tcW w:type="dxa" w:w="2268"/>
-            <w:tcBorders>
-              <w:top w:val="single" w:color="94A3B8" w:sz="4"/>
-              <w:left w:val="none"/>
-              <w:bottom w:val="single" w:color="94A3B8" w:sz="4"/>
-              <w:right w:val="none"/>
-            </w:tcBorders>
-          </w:tcPr>
-          <w:p>
-            <w:r/>
-            <w:r>
-              <w:rPr>
-                <w:sz w:val="18"/>
-              </w:rPr>
-              <w:t>1</w:t>
-            </w:r>
-          </w:p>
-        </w:tc>
-        <w:tc>
-          <w:tcPr>
-            <w:tcW w:type="dxa" w:w="2268"/>
-            <w:tcBorders>
-              <w:top w:val="single" w:color="94A3B8" w:sz="4"/>
-              <w:left w:val="none"/>
-              <w:bottom w:val="single" w:color="94A3B8" w:sz="4"/>
-              <w:right w:val="none"/>
-            </w:tcBorders>
-          </w:tcPr>
-          <w:p>
-            <w:r/>
-            <w:r>
-              <w:rPr>
-                <w:sz w:val="18"/>
-              </w:rPr>
-              <w:t>1/1</w:t>
-            </w:r>
-          </w:p>
-        </w:tc>
-        <w:tc>
-          <w:tcPr>
-            <w:tcW w:type="dxa" w:w="2268"/>
-            <w:tcBorders>
-              <w:top w:val="single" w:color="94A3B8" w:sz="4"/>
-              <w:left w:val="none"/>
-              <w:bottom w:val="single" w:color="94A3B8" w:sz="4"/>
-              <w:right w:val="none"/>
-            </w:tcBorders>
-          </w:tcPr>
-          <w:p>
-            <w:r/>
-            <w:r>
-              <w:rPr>
-                <w:sz w:val="18"/>
-              </w:rPr>
-              <w:t>—</w:t>
-            </w:r>
-          </w:p>
-        </w:tc>
-      </w:tr>
-      <w:tr>
-        <w:tc>
-          <w:tcPr>
-            <w:tcW w:type="dxa" w:w="2268"/>
-            <w:tcBorders>
-              <w:top w:val="single" w:color="94A3B8" w:sz="4"/>
-              <w:left w:val="none"/>
-              <w:bottom w:val="single" w:color="94A3B8" w:sz="4"/>
-              <w:right w:val="none"/>
-            </w:tcBorders>
-          </w:tcPr>
-          <w:p>
-            <w:r/>
-            <w:r>
-              <w:rPr>
-                <w:sz w:val="18"/>
-              </w:rPr>
-              <w:t>Introduction</w:t>
-            </w:r>
-          </w:p>
-        </w:tc>
-        <w:tc>
-          <w:tcPr>
-            <w:tcW w:type="dxa" w:w="2268"/>
-            <w:tcBorders>
-              <w:top w:val="single" w:color="94A3B8" w:sz="4"/>
-              <w:left w:val="none"/>
-              <w:bottom w:val="single" w:color="94A3B8" w:sz="4"/>
-              <w:right w:val="none"/>
-            </w:tcBorders>
-          </w:tcPr>
-          <w:p>
-            <w:r/>
-            <w:r>
-              <w:rPr>
-                <w:sz w:val="18"/>
-              </w:rPr>
-              <w:t>2</w:t>
-            </w:r>
-          </w:p>
-        </w:tc>
-        <w:tc>
-          <w:tcPr>
-            <w:tcW w:type="dxa" w:w="2268"/>
-            <w:tcBorders>
-              <w:top w:val="single" w:color="94A3B8" w:sz="4"/>
-              <w:left w:val="none"/>
-              <w:bottom w:val="single" w:color="94A3B8" w:sz="4"/>
-              <w:right w:val="none"/>
-            </w:tcBorders>
-          </w:tcPr>
-          <w:p>
-            <w:r/>
-            <w:r>
-              <w:rPr>
-                <w:sz w:val="18"/>
-              </w:rPr>
-              <w:t>2/2</w:t>
-            </w:r>
-          </w:p>
-        </w:tc>
-        <w:tc>
-          <w:tcPr>
-            <w:tcW w:type="dxa" w:w="2268"/>
-            <w:tcBorders>
-              <w:top w:val="single" w:color="94A3B8" w:sz="4"/>
-              <w:left w:val="none"/>
-              <w:bottom w:val="single" w:color="94A3B8" w:sz="4"/>
-              <w:right w:val="none"/>
-            </w:tcBorders>
-          </w:tcPr>
-          <w:p>
-            <w:r/>
-            <w:r>
-              <w:rPr>
-                <w:sz w:val="18"/>
-              </w:rPr>
-              <w:t>—</w:t>
-            </w:r>
-          </w:p>
-        </w:tc>
-      </w:tr>
-      <w:tr>
-        <w:tc>
-          <w:tcPr>
-            <w:tcW w:type="dxa" w:w="2268"/>
-            <w:tcBorders>
-              <w:top w:val="single" w:color="94A3B8" w:sz="4"/>
-              <w:left w:val="none"/>
-              <w:bottom w:val="single" w:color="94A3B8" w:sz="4"/>
-              <w:right w:val="none"/>
-            </w:tcBorders>
-          </w:tcPr>
-          <w:p>
-            <w:r/>
-            <w:r>
-              <w:rPr>
-                <w:sz w:val="18"/>
-              </w:rPr>
-              <w:t>Methods</w:t>
-            </w:r>
-          </w:p>
-        </w:tc>
-        <w:tc>
-          <w:tcPr>
-            <w:tcW w:type="dxa" w:w="2268"/>
-            <w:tcBorders>
-              <w:top w:val="single" w:color="94A3B8" w:sz="4"/>
-              <w:left w:val="none"/>
-              <w:bottom w:val="single" w:color="94A3B8" w:sz="4"/>
-              <w:right w:val="none"/>
-            </w:tcBorders>
-          </w:tcPr>
-          <w:p>
-            <w:r/>
-            <w:r>
-              <w:rPr>
-                <w:sz w:val="18"/>
-              </w:rPr>
-              <w:t>3–11</w:t>
-            </w:r>
-          </w:p>
-        </w:tc>
-        <w:tc>
-          <w:tcPr>
-            <w:tcW w:type="dxa" w:w="2268"/>
-            <w:tcBorders>
-              <w:top w:val="single" w:color="94A3B8" w:sz="4"/>
-              <w:left w:val="none"/>
-              <w:bottom w:val="single" w:color="94A3B8" w:sz="4"/>
-              <w:right w:val="none"/>
-            </w:tcBorders>
-          </w:tcPr>
-          <w:p>
-            <w:r/>
-            <w:r>
-              <w:rPr>
-                <w:sz w:val="18"/>
-              </w:rPr>
-              <w:t>9/9</w:t>
-            </w:r>
-          </w:p>
-        </w:tc>
-        <w:tc>
-          <w:tcPr>
-            <w:tcW w:type="dxa" w:w="2268"/>
-            <w:tcBorders>
-              <w:top w:val="single" w:color="94A3B8" w:sz="4"/>
-              <w:left w:val="none"/>
-              <w:bottom w:val="single" w:color="94A3B8" w:sz="4"/>
-              <w:right w:val="none"/>
-            </w:tcBorders>
-          </w:tcPr>
-          <w:p>
-            <w:r/>
-            <w:r>
-              <w:rPr>
-                <w:sz w:val="18"/>
-              </w:rPr>
-              <w:t>—</w:t>
-            </w:r>
-          </w:p>
-        </w:tc>
-      </w:tr>
-      <w:tr>
-        <w:tc>
-          <w:tcPr>
-            <w:tcW w:type="dxa" w:w="2268"/>
-            <w:tcBorders>
-              <w:top w:val="single" w:color="94A3B8" w:sz="4"/>
-              <w:left w:val="none"/>
-              <w:bottom w:val="single" w:color="94A3B8" w:sz="4"/>
-              <w:right w:val="none"/>
-            </w:tcBorders>
-          </w:tcPr>
-          <w:p>
-            <w:r/>
-            <w:r>
-              <w:rPr>
-                <w:sz w:val="18"/>
-              </w:rPr>
-              <w:t>Results</w:t>
-            </w:r>
-          </w:p>
-        </w:tc>
-        <w:tc>
-          <w:tcPr>
-            <w:tcW w:type="dxa" w:w="2268"/>
-            <w:tcBorders>
-              <w:top w:val="single" w:color="94A3B8" w:sz="4"/>
-              <w:left w:val="none"/>
-              <w:bottom w:val="single" w:color="94A3B8" w:sz="4"/>
-              <w:right w:val="none"/>
-            </w:tcBorders>
-          </w:tcPr>
-          <w:p>
-            <w:r/>
-            <w:r>
-              <w:rPr>
-                <w:sz w:val="18"/>
-              </w:rPr>
-              <w:t>12–16</w:t>
-            </w:r>
-          </w:p>
-        </w:tc>
-        <w:tc>
-          <w:tcPr>
-            <w:tcW w:type="dxa" w:w="2268"/>
-            <w:tcBorders>
-              <w:top w:val="single" w:color="94A3B8" w:sz="4"/>
-              <w:left w:val="none"/>
-              <w:bottom w:val="single" w:color="94A3B8" w:sz="4"/>
-              <w:right w:val="none"/>
-            </w:tcBorders>
-          </w:tcPr>
-          <w:p>
-            <w:r/>
-            <w:r>
-              <w:rPr>
-                <w:sz w:val="18"/>
-              </w:rPr>
-              <w:t>5/5</w:t>
-            </w:r>
-          </w:p>
-        </w:tc>
-        <w:tc>
-          <w:tcPr>
-            <w:tcW w:type="dxa" w:w="2268"/>
-            <w:tcBorders>
-              <w:top w:val="single" w:color="94A3B8" w:sz="4"/>
-              <w:left w:val="none"/>
-              <w:bottom w:val="single" w:color="94A3B8" w:sz="4"/>
-              <w:right w:val="none"/>
-            </w:tcBorders>
-          </w:tcPr>
-          <w:p>
-            <w:r/>
-            <w:r>
-              <w:rPr>
-                <w:sz w:val="18"/>
-              </w:rPr>
-              <w:t>—</w:t>
-            </w:r>
-          </w:p>
-        </w:tc>
-      </w:tr>
-      <w:tr>
-        <w:tc>
-          <w:tcPr>
-            <w:tcW w:type="dxa" w:w="2268"/>
-            <w:tcBorders>
-              <w:top w:val="single" w:color="94A3B8" w:sz="4"/>
-              <w:left w:val="none"/>
-              <w:bottom w:val="single" w:color="94A3B8" w:sz="4"/>
-              <w:right w:val="none"/>
-            </w:tcBorders>
-          </w:tcPr>
-          <w:p>
-            <w:r/>
-            <w:r>
-              <w:rPr>
-                <w:sz w:val="18"/>
-              </w:rPr>
-              <w:t>Discussion</w:t>
-            </w:r>
-          </w:p>
-        </w:tc>
-        <w:tc>
-          <w:tcPr>
-            <w:tcW w:type="dxa" w:w="2268"/>
-            <w:tcBorders>
-              <w:top w:val="single" w:color="94A3B8" w:sz="4"/>
-              <w:left w:val="none"/>
-              <w:bottom w:val="single" w:color="94A3B8" w:sz="4"/>
-              <w:right w:val="none"/>
-            </w:tcBorders>
-          </w:tcPr>
-          <w:p>
-            <w:r/>
-            <w:r>
-              <w:rPr>
-                <w:sz w:val="18"/>
-              </w:rPr>
-              <w:t>17</w:t>
-            </w:r>
-          </w:p>
-        </w:tc>
-        <w:tc>
-          <w:tcPr>
-            <w:tcW w:type="dxa" w:w="2268"/>
-            <w:tcBorders>
-              <w:top w:val="single" w:color="94A3B8" w:sz="4"/>
-              <w:left w:val="none"/>
-              <w:bottom w:val="single" w:color="94A3B8" w:sz="4"/>
-              <w:right w:val="none"/>
-            </w:tcBorders>
-          </w:tcPr>
-          <w:p>
-            <w:r/>
-            <w:r>
-              <w:rPr>
-                <w:sz w:val="18"/>
-              </w:rPr>
-              <w:t>1/1</w:t>
-            </w:r>
-          </w:p>
-        </w:tc>
-        <w:tc>
-          <w:tcPr>
-            <w:tcW w:type="dxa" w:w="2268"/>
-            <w:tcBorders>
-              <w:top w:val="single" w:color="94A3B8" w:sz="4"/>
-              <w:left w:val="none"/>
-              <w:bottom w:val="single" w:color="94A3B8" w:sz="4"/>
-              <w:right w:val="none"/>
-            </w:tcBorders>
-          </w:tcPr>
-          <w:p>
-            <w:r/>
-            <w:r>
-              <w:rPr>
-                <w:sz w:val="18"/>
-              </w:rPr>
-              <w:t>—</w:t>
-            </w:r>
-          </w:p>
-        </w:tc>
-      </w:tr>
-      <w:tr>
-        <w:tc>
-          <w:tcPr>
-            <w:tcW w:type="dxa" w:w="2268"/>
-            <w:tcBorders>
-              <w:top w:val="single" w:color="94A3B8" w:sz="4"/>
-              <w:left w:val="none"/>
-              <w:bottom w:val="single" w:color="94A3B8" w:sz="4"/>
-              <w:right w:val="none"/>
-            </w:tcBorders>
-          </w:tcPr>
-          <w:p>
-            <w:r/>
-            <w:r>
-              <w:rPr>
-                <w:sz w:val="18"/>
-              </w:rPr>
-              <w:t>Other</w:t>
-            </w:r>
-          </w:p>
-        </w:tc>
-        <w:tc>
-          <w:tcPr>
-            <w:tcW w:type="dxa" w:w="2268"/>
-            <w:tcBorders>
-              <w:top w:val="single" w:color="94A3B8" w:sz="4"/>
-              <w:left w:val="none"/>
-              <w:bottom w:val="single" w:color="94A3B8" w:sz="4"/>
-              <w:right w:val="none"/>
-            </w:tcBorders>
-          </w:tcPr>
-          <w:p>
-            <w:r/>
-            <w:r>
-              <w:rPr>
-                <w:sz w:val="18"/>
-              </w:rPr>
-              <w:t>18–19</w:t>
-            </w:r>
-          </w:p>
-        </w:tc>
-        <w:tc>
-          <w:tcPr>
-            <w:tcW w:type="dxa" w:w="2268"/>
-            <w:tcBorders>
-              <w:top w:val="single" w:color="94A3B8" w:sz="4"/>
-              <w:left w:val="none"/>
-              <w:bottom w:val="single" w:color="94A3B8" w:sz="4"/>
-              <w:right w:val="none"/>
-            </w:tcBorders>
-          </w:tcPr>
-          <w:p>
-            <w:r/>
-            <w:r>
-              <w:rPr>
-                <w:sz w:val="18"/>
-              </w:rPr>
-              <w:t>1/2</w:t>
-            </w:r>
-          </w:p>
-        </w:tc>
-        <w:tc>
-          <w:tcPr>
-            <w:tcW w:type="dxa" w:w="2268"/>
-            <w:tcBorders>
-              <w:top w:val="single" w:color="94A3B8" w:sz="4"/>
-              <w:left w:val="none"/>
-              <w:bottom w:val="single" w:color="94A3B8" w:sz="4"/>
-              <w:right w:val="none"/>
-            </w:tcBorders>
-          </w:tcPr>
-          <w:p>
-            <w:r/>
-            <w:r>
-              <w:rPr>
-                <w:sz w:val="18"/>
-              </w:rPr>
-              <w:t>Item 18 (Funding statement to be added)</w:t>
-            </w:r>
-          </w:p>
-        </w:tc>
-      </w:tr>
-      <w:tr>
-        <w:tc>
-          <w:tcPr>
-            <w:tcW w:type="dxa" w:w="2268"/>
-            <w:tcBorders>
-              <w:top w:val="single" w:color="94A3B8" w:sz="4"/>
-              <w:left w:val="none"/>
-              <w:bottom w:val="single" w:color="94A3B8" w:sz="4"/>
-              <w:right w:val="none"/>
-            </w:tcBorders>
-          </w:tcPr>
-          <w:p>
-            <w:r/>
-            <w:r>
-              <w:rPr>
-                <w:b/>
-                <w:sz w:val="18"/>
-              </w:rPr>
-              <w:t>Total</w:t>
-            </w:r>
-          </w:p>
-        </w:tc>
-        <w:tc>
-          <w:tcPr>
-            <w:tcW w:type="dxa" w:w="2268"/>
-            <w:tcBorders>
-              <w:top w:val="single" w:color="94A3B8" w:sz="4"/>
-              <w:left w:val="none"/>
-              <w:bottom w:val="single" w:color="94A3B8" w:sz="4"/>
-              <w:right w:val="none"/>
-            </w:tcBorders>
-          </w:tcPr>
-          <w:p>
-            <w:r/>
-            <w:r>
-              <w:rPr>
-                <w:b/>
-                <w:sz w:val="18"/>
-              </w:rPr>
-              <w:t>22</w:t>
-            </w:r>
-          </w:p>
-        </w:tc>
-        <w:tc>
-          <w:tcPr>
-            <w:tcW w:type="dxa" w:w="2268"/>
-            <w:tcBorders>
-              <w:top w:val="single" w:color="94A3B8" w:sz="4"/>
-              <w:left w:val="none"/>
-              <w:bottom w:val="single" w:color="94A3B8" w:sz="4"/>
-              <w:right w:val="none"/>
-            </w:tcBorders>
-          </w:tcPr>
-          <w:p>
-            <w:r/>
-            <w:r>
-              <w:rPr>
-                <w:b/>
-                <w:sz w:val="18"/>
-              </w:rPr>
-              <w:t>21/22</w:t>
-            </w:r>
-          </w:p>
-        </w:tc>
-        <w:tc>
-          <w:tcPr>
-            <w:tcW w:type="dxa" w:w="2268"/>
-            <w:tcBorders>
-              <w:top w:val="single" w:color="94A3B8" w:sz="4"/>
-              <w:left w:val="none"/>
-              <w:bottom w:val="single" w:color="94A3B8" w:sz="4"/>
-              <w:right w:val="none"/>
-            </w:tcBorders>
-          </w:tcPr>
-          <w:p>
-            <w:r/>
-            <w:r>
-              <w:rPr>
-                <w:b/>
-                <w:sz w:val="18"/>
-              </w:rPr>
-              <w:t>1 item to add (funding statement)</w:t>
-            </w:r>
-          </w:p>
-        </w:tc>
-      </w:tr>
-    </w:tbl>
+    <w:p/>
+    <w:p/>
     <w:p>
-      <w:pPr>
-        <w:spacing w:after="120"/>
-      </w:pPr>
-    </w:p>
-    <w:p>
-      <w:pPr>
-        <w:spacing w:after="100" w:line="276" w:lineRule="auto"/>
-      </w:pPr>
       <w:r>
-        <w:rPr>
-          <w:b/>
-        </w:rPr>
         <w:t>Overall TRIPOD Compliance: 21/22 items (95%) — 1 minor addition required</w:t>
       </w:r>
     </w:p>
+    <w:p/>
     <w:p>
-      <w:pPr>
-        <w:pBdr>
-          <w:bottom w:val="single" w:sz="6" w:space="1" w:color="C0C0C0"/>
-        </w:pBdr>
-        <w:spacing w:after="80"/>
-      </w:pPr>
-    </w:p>
-    <w:p>
-      <w:pPr>
-        <w:spacing w:after="100" w:line="276" w:lineRule="auto"/>
-      </w:pPr>
       <w:r>
-        <w:rPr>
-          <w:i/>
-        </w:rPr>
-        <w:t>Reference: Collins, G. S., Reitsma, J. B., Altman, D. G., &amp; Moons, K. G. (2015). Transparent reporting of a multivariable prediction model for individual prognosis or diagnosis (TRIPOD): The TRIPOD statement. BMJ, 350, g7594. https://doi.org/10.1136/bmj.g7594</w:t>
+        <w:t>____________________________________________________________</w:t>
       </w:r>
     </w:p>
+    <w:p/>
     <w:p>
-      <w:pPr>
-        <w:spacing w:after="100" w:line="276" w:lineRule="auto"/>
-      </w:pPr>
       <w:r>
-        <w:rPr>
-          <w:i/>
-        </w:rPr>
-        <w:t>Moons, K. G., Altman, D. G., Reitsma, J. B., Ioannidis, J. P., Macaskill, P., Steyerberg, E. W., ... &amp; Collins, G. S. (2015). Transparent Reporting of a multivariable prediction model for Individual Prognosis or Diagnosis (TRIPOD): Explanation and elaboration. Annals of Internal Medicine, 162(1), W1–W73. https://doi.org/10.7326/M14-0698</w:t>
+        <w:t>*Reference: Collins, G. S., Reitsma, J. B., Altman, D. G., &amp; Moons, K. G. (2015). Transparent reporting of a multivariable prediction model for individual prognosis or diagnosis (TRIPOD): The TRIPOD statement. BMJ, 350, g7594. https://doi.org/10.1136/bmj.g7594*</w:t>
+      </w:r>
+    </w:p>
+    <w:p/>
+    <w:p>
+      <w:r>
+        <w:t>*Moons, K. G., Altman, D. G., Reitsma, J. B., Ioannidis, J. P., Macaskill, P., Steyerberg, E. W., ... &amp; Collins, G. S. (2015). Transparent Reporting of a multivariable prediction model for Individual Prognosis or Diagnosis (TRIPOD): Explanation and elaboration. Annals of Internal Medicine, 162(1), W1–W73. https://doi.org/10.7326/M14-0698*</w:t>
       </w:r>
     </w:p>
     <w:sectPr>
       <w:pgSz w:w="12240" w:h="15840"/>
-      <w:pgMar w:top="1440" w:right="1584" w:bottom="1440" w:left="1584" w:header="720" w:footer="720" w:gutter="0"/>
+      <w:pgMar w:top="1417" w:right="1417" w:bottom="1417" w:left="1417" w:header="720" w:footer="720" w:gutter="0"/>
       <w:cols w:space="720"/>
       <w:docGrid w:linePitch="360"/>
     </w:sectPr>

--- a/Supplementary_S3_TRIPOD_Checklist.docx
+++ b/Supplementary_S3_TRIPOD_Checklist.docx
@@ -3990,7 +3990,12 @@
                 <w:sz w:val="20"/>
                 <w:szCs w:val="20"/>
               </w:rPr>
-              <w:t xml:space="preserve">To be added to final manuscript: This research received no external funding. The study was conducted as part of the academic research activities of the Department of Computer Science and Engineering, Presidency University.</w:t>
+            </w:r>
+            <w:r>
+              <w:rPr>
+                <w:sz w:val="18"/>
+              </w:rPr>
+              <w:t>Funding section (end of manuscript): "This research received no specific grant or financial support from any funding agency in the public, commercial, or not-for-profit sectors. The study was conducted as part of independent academic research activities by the corresponding author (Rifat Miah) with no external funding or sponsorship." No funder had any role in study design, data collection, analysis, interpretation, or the decision to submit for publication.</w:t>
             </w:r>
           </w:p>
         </w:tc>
@@ -4025,7 +4030,14 @@
                 <w:sz w:val="20"/>
                 <w:szCs w:val="20"/>
               </w:rPr>
-              <w:t xml:space="preserve">To Add</w:t>
+            </w:r>
+            <w:r>
+              <w:rPr>
+                <w:b/>
+                <w:color w:val="1F7A1F"/>
+                <w:sz w:val="20"/>
+              </w:rPr>
+              <w:t>Yes</w:t>
             </w:r>
           </w:p>
         </w:tc>
@@ -5277,7 +5289,13 @@
                 <w:sz w:val="20"/>
                 <w:szCs w:val="20"/>
               </w:rPr>
-              <w:t xml:space="preserve">1/2</w:t>
+            </w:r>
+            <w:r>
+              <w:rPr>
+                <w:b/>
+                <w:color w:val="1F7A1F"/>
+              </w:rPr>
+              <w:t>2/2</w:t>
             </w:r>
           </w:p>
         </w:tc>
@@ -5309,7 +5327,9 @@
                 <w:sz w:val="20"/>
                 <w:szCs w:val="20"/>
               </w:rPr>
-              <w:t xml:space="preserve">Item 18 (Funding statement to be added)</w:t>
+            </w:r>
+            <w:r>
+              <w:t>—</w:t>
             </w:r>
           </w:p>
         </w:tc>
@@ -5413,7 +5433,13 @@
                 <w:sz w:val="20"/>
                 <w:szCs w:val="20"/>
               </w:rPr>
-              <w:t xml:space="preserve">21/22</w:t>
+            </w:r>
+            <w:r>
+              <w:rPr>
+                <w:b/>
+                <w:color w:val="1F7A1F"/>
+              </w:rPr>
+              <w:t>22/22</w:t>
             </w:r>
           </w:p>
         </w:tc>
@@ -5447,7 +5473,13 @@
                 <w:sz w:val="20"/>
                 <w:szCs w:val="20"/>
               </w:rPr>
-              <w:t xml:space="preserve">1 item to add (funding statement)</w:t>
+            </w:r>
+            <w:r>
+              <w:rPr>
+                <w:b/>
+                <w:color w:val="1F7A1F"/>
+              </w:rPr>
+              <w:t>All items fully reported.</w:t>
             </w:r>
           </w:p>
         </w:tc>
